--- a/Blog and Resources/Junior Mining Exploration and Prospecting in Northwestern Ontario A Distributive Politics Analysis.docx
+++ b/Blog and Resources/Junior Mining Exploration and Prospecting in Northwestern Ontario A Distributive Politics Analysis.docx
@@ -4,6 +4,7 @@
   <w:body>
     <w:p>
       <w:pPr>
+        <w:jc w:val="center"/>
         <w:rPr>
           <w:rFonts w:asciiTheme="majorHAnsi" w:eastAsiaTheme="majorEastAsia" w:hAnsiTheme="majorHAnsi" w:cstheme="majorBidi"/>
           <w:b/>
@@ -83,14 +84,56 @@
       <w:pPr>
         <w:pStyle w:val="Date"/>
         <w:rPr>
-          <w:rFonts w:ascii="Prata" w:hAnsi="Prata"/>
-        </w:rPr>
-      </w:pPr>
-      <w:r>
-        <w:rPr>
-          <w:rFonts w:ascii="Prata" w:hAnsi="Prata"/>
-        </w:rPr>
-        <w:t>2026-01-17</w:t>
+          <w:rFonts w:ascii="Poppins" w:hAnsi="Poppins" w:cs="Poppins"/>
+          <w:sz w:val="20"/>
+          <w:szCs w:val="20"/>
+        </w:rPr>
+      </w:pPr>
+    </w:p>
+    <w:p>
+      <w:pPr>
+        <w:pStyle w:val="Date"/>
+        <w:rPr>
+          <w:rFonts w:ascii="Poppins" w:hAnsi="Poppins" w:cs="Poppins"/>
+          <w:sz w:val="20"/>
+          <w:szCs w:val="20"/>
+        </w:rPr>
+      </w:pPr>
+    </w:p>
+    <w:p>
+      <w:pPr>
+        <w:pStyle w:val="Date"/>
+        <w:rPr>
+          <w:rFonts w:ascii="Poppins" w:hAnsi="Poppins" w:cs="Poppins"/>
+          <w:sz w:val="20"/>
+          <w:szCs w:val="20"/>
+        </w:rPr>
+      </w:pPr>
+    </w:p>
+    <w:p>
+      <w:pPr>
+        <w:pStyle w:val="Date"/>
+        <w:rPr>
+          <w:rFonts w:ascii="Poppins" w:hAnsi="Poppins" w:cs="Poppins"/>
+          <w:sz w:val="20"/>
+          <w:szCs w:val="20"/>
+        </w:rPr>
+      </w:pPr>
+      <w:r>
+        <w:rPr>
+          <w:rFonts w:ascii="Poppins" w:hAnsi="Poppins" w:cs="Poppins"/>
+          <w:sz w:val="20"/>
+          <w:szCs w:val="20"/>
+        </w:rPr>
+        <w:t>2026-0</w:t>
+      </w:r>
+      <w:r>
+        <w:rPr>
+          <w:rFonts w:ascii="Poppins" w:hAnsi="Poppins" w:cs="Poppins"/>
+          <w:sz w:val="20"/>
+          <w:szCs w:val="20"/>
+        </w:rPr>
+        <w:t>2-02</w:t>
       </w:r>
     </w:p>
     <w:p>
@@ -178,7 +221,7 @@
       <w:pPr>
         <w:spacing w:after="0" w:line="300" w:lineRule="atLeast"/>
         <w:rPr>
-          <w:rFonts w:ascii="Prata" w:eastAsia="Times New Roman" w:hAnsi="Prata" w:cs="Segoe UI"/>
+          <w:rFonts w:ascii="Poppins" w:eastAsia="Times New Roman" w:hAnsi="Poppins" w:cs="Poppins"/>
           <w:i/>
           <w:iCs/>
           <w:color w:val="948A54" w:themeColor="background2" w:themeShade="80"/>
@@ -189,7 +232,7 @@
       </w:pPr>
       <w:r>
         <w:rPr>
-          <w:rFonts w:ascii="Prata" w:eastAsia="Times New Roman" w:hAnsi="Prata" w:cs="Segoe UI"/>
+          <w:rFonts w:ascii="Poppins" w:eastAsia="Times New Roman" w:hAnsi="Poppins" w:cs="Poppins"/>
           <w:i/>
           <w:iCs/>
           <w:color w:val="948A54" w:themeColor="background2" w:themeShade="80"/>
@@ -197,23 +240,11 @@
           <w:szCs w:val="21"/>
           <w:lang w:val="en-CA" w:eastAsia="en-CA"/>
         </w:rPr>
-        <w:t>T</w:t>
-      </w:r>
-      <w:r>
-        <w:rPr>
-          <w:rFonts w:ascii="Prata" w:eastAsia="Times New Roman" w:hAnsi="Prata" w:cs="Segoe UI"/>
-          <w:i/>
-          <w:iCs/>
-          <w:color w:val="948A54" w:themeColor="background2" w:themeShade="80"/>
-          <w:sz w:val="21"/>
-          <w:szCs w:val="21"/>
-          <w:lang w:val="en-CA" w:eastAsia="en-CA"/>
-        </w:rPr>
-        <w:t xml:space="preserve">his report has been compiled by </w:t>
-      </w:r>
-      <w:r>
-        <w:rPr>
-          <w:rFonts w:ascii="Prata" w:eastAsia="Times New Roman" w:hAnsi="Prata" w:cs="Segoe UI"/>
+        <w:t xml:space="preserve">This report has been compiled by </w:t>
+      </w:r>
+      <w:r>
+        <w:rPr>
+          <w:rFonts w:ascii="Poppins" w:eastAsia="Times New Roman" w:hAnsi="Poppins" w:cs="Poppins"/>
           <w:b/>
           <w:bCs/>
           <w:i/>
@@ -227,7 +258,7 @@
       </w:r>
       <w:r>
         <w:rPr>
-          <w:rFonts w:ascii="Prata" w:eastAsia="Times New Roman" w:hAnsi="Prata" w:cs="Segoe UI"/>
+          <w:rFonts w:ascii="Poppins" w:eastAsia="Times New Roman" w:hAnsi="Poppins" w:cs="Poppins"/>
           <w:i/>
           <w:iCs/>
           <w:color w:val="948A54" w:themeColor="background2" w:themeShade="80"/>
@@ -239,7 +270,7 @@
       </w:r>
       <w:r>
         <w:rPr>
-          <w:rFonts w:ascii="Prata" w:eastAsia="Times New Roman" w:hAnsi="Prata" w:cs="Segoe UI"/>
+          <w:rFonts w:ascii="Poppins" w:eastAsia="Times New Roman" w:hAnsi="Poppins" w:cs="Poppins"/>
           <w:b/>
           <w:bCs/>
           <w:i/>
@@ -253,7 +284,7 @@
       </w:r>
       <w:r>
         <w:rPr>
-          <w:rFonts w:ascii="Prata" w:eastAsia="Times New Roman" w:hAnsi="Prata" w:cs="Segoe UI"/>
+          <w:rFonts w:ascii="Poppins" w:eastAsia="Times New Roman" w:hAnsi="Poppins" w:cs="Poppins"/>
           <w:i/>
           <w:iCs/>
           <w:color w:val="948A54" w:themeColor="background2" w:themeShade="80"/>
@@ -267,6 +298,7 @@
     <w:p>
       <w:pPr>
         <w:rPr>
+          <w:rFonts w:ascii="Poppins" w:hAnsi="Poppins" w:cs="Poppins"/>
           <w:lang w:val="en-CA"/>
         </w:rPr>
       </w:pPr>
@@ -301,12 +333,12 @@
       <w:pPr>
         <w:pStyle w:val="FirstParagraph"/>
         <w:rPr>
-          <w:rFonts w:ascii="Prata" w:hAnsi="Prata"/>
-        </w:rPr>
-      </w:pPr>
-      <w:r>
-        <w:rPr>
-          <w:rFonts w:ascii="Prata" w:hAnsi="Prata"/>
+          <w:rFonts w:ascii="Poppins" w:hAnsi="Poppins" w:cs="Poppins"/>
+        </w:rPr>
+      </w:pPr>
+      <w:r>
+        <w:rPr>
+          <w:rFonts w:ascii="Poppins" w:hAnsi="Poppins" w:cs="Poppins"/>
         </w:rPr>
         <w:t xml:space="preserve">Northwestern Ontario represents one of Canada's most significant mineral exploration frontiers, containing vast deposits of critical minerals essential for the global transition to clean energy technologies. The region, encompassing the renowned Ring of Fire area, holds substantial reserves of chromite, nickel, copper, lithium, and platinum group elements valued in the hundreds of billions of dollars </w:t>
       </w:r>
@@ -314,26 +346,26 @@
         <w:r>
           <w:rPr>
             <w:rStyle w:val="Hyperlink"/>
-            <w:rFonts w:ascii="Prata" w:hAnsi="Prata"/>
+            <w:rFonts w:ascii="Poppins" w:hAnsi="Poppins" w:cs="Poppins"/>
           </w:rPr>
           <w:t>[1]</w:t>
         </w:r>
       </w:hyperlink>
       <w:r>
         <w:rPr>
-          <w:rFonts w:ascii="Prata" w:hAnsi="Prata"/>
+          <w:rFonts w:ascii="Poppins" w:hAnsi="Poppins" w:cs="Poppins"/>
         </w:rPr>
         <w:t>. Junior mining companies, defined as exploration-stage firms with market capitalizations unde</w:t>
       </w:r>
       <w:r>
         <w:rPr>
-          <w:rFonts w:ascii="Prata" w:hAnsi="Prata"/>
+          <w:rFonts w:ascii="Poppins" w:hAnsi="Poppins" w:cs="Poppins"/>
         </w:rPr>
         <w:t xml:space="preserve">r </w:t>
       </w:r>
       <w:r>
         <w:rPr>
-          <w:rFonts w:ascii="Prata" w:hAnsi="Prata"/>
+          <w:rFonts w:ascii="Poppins" w:hAnsi="Poppins" w:cs="Poppins"/>
         </w:rPr>
         <w:t xml:space="preserve">$100 million, have emerged as the primary drivers of mineral discovery and early-stage development in this remote and challenging terrain </w:t>
       </w:r>
@@ -341,14 +373,14 @@
         <w:r>
           <w:rPr>
             <w:rStyle w:val="Hyperlink"/>
-            <w:rFonts w:ascii="Prata" w:hAnsi="Prata"/>
+            <w:rFonts w:ascii="Poppins" w:hAnsi="Poppins" w:cs="Poppins"/>
           </w:rPr>
           <w:t>[2]</w:t>
         </w:r>
       </w:hyperlink>
       <w:r>
         <w:rPr>
-          <w:rFonts w:ascii="Prata" w:hAnsi="Prata"/>
+          <w:rFonts w:ascii="Poppins" w:hAnsi="Poppins" w:cs="Poppins"/>
         </w:rPr>
         <w:t>.</w:t>
       </w:r>
@@ -357,12 +389,12 @@
       <w:pPr>
         <w:pStyle w:val="BodyText"/>
         <w:rPr>
-          <w:rFonts w:ascii="Prata" w:hAnsi="Prata"/>
-        </w:rPr>
-      </w:pPr>
-      <w:r>
-        <w:rPr>
-          <w:rFonts w:ascii="Prata" w:hAnsi="Prata"/>
+          <w:rFonts w:ascii="Poppins" w:hAnsi="Poppins" w:cs="Poppins"/>
+        </w:rPr>
+      </w:pPr>
+      <w:r>
+        <w:rPr>
+          <w:rFonts w:ascii="Poppins" w:hAnsi="Poppins" w:cs="Poppins"/>
         </w:rPr>
         <w:t xml:space="preserve">The junior mining sector in Northwestern Ontario has experienced unprecedented growth since 2020, with over 30,000 active mining claims registered in the Ring of Fire region alone—a 66% increase over three years </w:t>
       </w:r>
@@ -370,14 +402,14 @@
         <w:r>
           <w:rPr>
             <w:rStyle w:val="Hyperlink"/>
-            <w:rFonts w:ascii="Prata" w:hAnsi="Prata"/>
+            <w:rFonts w:ascii="Poppins" w:hAnsi="Poppins" w:cs="Poppins"/>
           </w:rPr>
           <w:t>[3]</w:t>
         </w:r>
       </w:hyperlink>
       <w:r>
         <w:rPr>
-          <w:rFonts w:ascii="Prata" w:hAnsi="Prata"/>
+          <w:rFonts w:ascii="Poppins" w:hAnsi="Poppins" w:cs="Poppins"/>
         </w:rPr>
         <w:t xml:space="preserve">. This exploration boom has been fueled by the Ontario government's $10 million Ontario Junior Exploration Program (OJEP), which provides up to $215,000 per project to support early-stage mineral exploration, particularly for critical minerals essential to electric vehicle batteries and renewable energy infrastructure </w:t>
       </w:r>
@@ -385,14 +417,14 @@
         <w:r>
           <w:rPr>
             <w:rStyle w:val="Hyperlink"/>
-            <w:rFonts w:ascii="Prata" w:hAnsi="Prata"/>
+            <w:rFonts w:ascii="Poppins" w:hAnsi="Poppins" w:cs="Poppins"/>
           </w:rPr>
           <w:t>[4]</w:t>
         </w:r>
       </w:hyperlink>
       <w:r>
         <w:rPr>
-          <w:rFonts w:ascii="Prata" w:hAnsi="Prata"/>
+          <w:rFonts w:ascii="Poppins" w:hAnsi="Poppins" w:cs="Poppins"/>
         </w:rPr>
         <w:t>.</w:t>
       </w:r>
@@ -401,53 +433,120 @@
       <w:pPr>
         <w:pStyle w:val="BodyText"/>
         <w:rPr>
-          <w:rFonts w:ascii="Prata" w:hAnsi="Prata"/>
-        </w:rPr>
-      </w:pPr>
-      <w:r>
-        <w:rPr>
-          <w:rFonts w:ascii="Prata" w:hAnsi="Prata"/>
-        </w:rPr>
-        <w:t>However, this rapid expansion of junior mining activities has generated significant nonmarket challenges that</w:t>
-      </w:r>
-      <w:r>
-        <w:rPr>
-          <w:rFonts w:ascii="Prata" w:hAnsi="Prata"/>
+          <w:rFonts w:ascii="Poppins" w:hAnsi="Poppins" w:cs="Poppins"/>
+        </w:rPr>
+      </w:pPr>
+      <w:r>
+        <w:rPr>
+          <w:rFonts w:ascii="Poppins" w:hAnsi="Poppins" w:cs="Poppins"/>
+        </w:rPr>
+        <w:t>However, this rapid expansion of junior mining activities</w:t>
+      </w:r>
+      <w:r>
+        <w:rPr>
+          <w:rFonts w:ascii="Poppins" w:hAnsi="Poppins" w:cs="Poppins"/>
+        </w:rPr>
+        <w:t xml:space="preserve"> along wit</w:t>
+      </w:r>
+      <w:r>
+        <w:rPr>
+          <w:rFonts w:ascii="Poppins" w:hAnsi="Poppins" w:cs="Poppins"/>
+        </w:rPr>
+        <w:t>h other market forc</w:t>
+      </w:r>
+      <w:r>
+        <w:rPr>
+          <w:rFonts w:ascii="Poppins" w:hAnsi="Poppins" w:cs="Poppins"/>
+        </w:rPr>
+        <w:t>es such as the growing global demand for critical minerals, a declining Canadian economy, and resultant changes in federal and provincial legislation to</w:t>
+      </w:r>
+      <w:r>
+        <w:rPr>
+          <w:rFonts w:ascii="Poppins" w:hAnsi="Poppins" w:cs="Poppins"/>
+        </w:rPr>
+        <w:t xml:space="preserve"> reduce infrastructure and mining permitting and approvals</w:t>
+      </w:r>
+      <w:r>
+        <w:rPr>
+          <w:rFonts w:ascii="Poppins" w:hAnsi="Poppins" w:cs="Poppins"/>
+        </w:rPr>
+        <w:t xml:space="preserve"> has generated significant nonmarket challenges that</w:t>
+      </w:r>
+      <w:r>
+        <w:rPr>
+          <w:rFonts w:ascii="Poppins" w:hAnsi="Poppins" w:cs="Poppins"/>
         </w:rPr>
         <w:t xml:space="preserve"> </w:t>
       </w:r>
+      <w:r>
+        <w:rPr>
+          <w:rFonts w:ascii="Poppins" w:hAnsi="Poppins" w:cs="Poppins"/>
+        </w:rPr>
+        <w:t>threaten</w:t>
+      </w:r>
+      <w:r>
+        <w:rPr>
+          <w:rFonts w:ascii="Poppins" w:hAnsi="Poppins" w:cs="Poppins"/>
+        </w:rPr>
+        <w:t>s</w:t>
+      </w:r>
+      <w:r>
+        <w:rPr>
+          <w:rFonts w:ascii="Poppins" w:hAnsi="Poppins" w:cs="Poppins"/>
+        </w:rPr>
+        <w:t xml:space="preserve"> to impede development. The region's complex web of stakeholder interests—including Indigenous communities asserting traditional territorial rights, environmental groups concerned about ecosystem preservation, and government institutions balancing economic development with constitutional obligations—has created a contentious political environment that junior mining companies must navigate to advance their projects.</w:t>
+      </w:r>
+      <w:r>
+        <w:rPr>
+          <w:rFonts w:ascii="Poppins" w:hAnsi="Poppins" w:cs="Poppins"/>
+        </w:rPr>
+        <w:t xml:space="preserve"> </w:t>
+      </w:r>
+      <w:r>
+        <w:rPr>
+          <w:rFonts w:ascii="Poppins" w:hAnsi="Poppins" w:cs="Poppins"/>
+        </w:rPr>
+        <w:t xml:space="preserve">Many Indigenous communities and leaders feel threatened by the changing regulatory environment and </w:t>
+      </w:r>
+      <w:r>
+        <w:rPr>
+          <w:rFonts w:ascii="Poppins" w:hAnsi="Poppins" w:cs="Poppins"/>
+        </w:rPr>
+        <w:t xml:space="preserve">feel pressure from the private sector and government to </w:t>
+      </w:r>
       <w:proofErr w:type="gramStart"/>
       <w:r>
         <w:rPr>
-          <w:rFonts w:ascii="Prata" w:hAnsi="Prata"/>
-        </w:rPr>
-        <w:t>threaten</w:t>
-      </w:r>
-      <w:r>
-        <w:rPr>
-          <w:rFonts w:ascii="Prata" w:hAnsi="Prata"/>
-        </w:rPr>
-        <w:t>s</w:t>
+          <w:rFonts w:ascii="Poppins" w:hAnsi="Poppins" w:cs="Poppins"/>
+        </w:rPr>
+        <w:t>open up</w:t>
       </w:r>
       <w:proofErr w:type="gramEnd"/>
       <w:r>
         <w:rPr>
-          <w:rFonts w:ascii="Prata" w:hAnsi="Prata"/>
-        </w:rPr>
-        <w:t xml:space="preserve"> to impede development. The region's complex web of stakeholder interests—including Indigenous communities asserting traditional territorial rights, environmental groups concerned about ecosystem preservation, and government institutions balancing economic development with constitutional obligations—has created a contentious political environment that junior mining companies must navigate to advance their projects.</w:t>
-      </w:r>
-    </w:p>
-    <w:p>
-      <w:pPr>
-        <w:pStyle w:val="BodyText"/>
-        <w:rPr>
-          <w:rFonts w:ascii="Prata" w:hAnsi="Prata"/>
-        </w:rPr>
-      </w:pPr>
-      <w:r>
-        <w:rPr>
-          <w:rFonts w:ascii="Prata" w:hAnsi="Prata"/>
-        </w:rPr>
+          <w:rFonts w:ascii="Poppins" w:hAnsi="Poppins" w:cs="Poppins"/>
+        </w:rPr>
+        <w:t xml:space="preserve"> their traditional territories to development faster than they feel comfortable with.</w:t>
+      </w:r>
+      <w:r>
+        <w:rPr>
+          <w:rFonts w:ascii="Poppins" w:hAnsi="Poppins" w:cs="Poppins"/>
+        </w:rPr>
+        <w:t xml:space="preserve"> </w:t>
+      </w:r>
+    </w:p>
+    <w:p>
+      <w:pPr>
+        <w:pStyle w:val="BodyText"/>
+        <w:rPr>
+          <w:rFonts w:ascii="Poppins" w:hAnsi="Poppins" w:cs="Poppins"/>
+        </w:rPr>
+      </w:pPr>
+      <w:r>
+        <w:rPr>
+          <w:rFonts w:ascii="Poppins" w:hAnsi="Poppins" w:cs="Poppins"/>
+        </w:rPr>
+        <w:lastRenderedPageBreak/>
         <w:t>The distributive politics surrounding junior mining in Northwestern Ontario centers on fundamental questions of resource sovereignty, environmental stewardship, and economic development. Unlike major mining corporations with established operations, junior companies face unique vulnerabilities due to their limited financial resources, dependence on external funding, and exposure to regulatory and political risks that can terminate projects before they reach production.</w:t>
       </w:r>
     </w:p>
@@ -473,41 +572,101 @@
       <w:pPr>
         <w:pStyle w:val="FirstParagraph"/>
         <w:rPr>
-          <w:rFonts w:ascii="Prata" w:hAnsi="Prata"/>
-        </w:rPr>
-      </w:pPr>
-      <w:r>
-        <w:rPr>
-          <w:rFonts w:ascii="Prata" w:hAnsi="Prata"/>
-        </w:rPr>
-        <w:t xml:space="preserve">The primary nonmarket issue confronting junior mining companies in Northwestern Ontario is the systematic opposition from Indigenous communities challenging the province's free entry mining system and demanding meaningful consultation before exploration activities commence. This opposition has manifested through multiple legal challenges, cease-and-desist orders, and threats of physical blockades that could halt exploration activities indefinitely </w:t>
+          <w:rFonts w:ascii="Poppins" w:hAnsi="Poppins" w:cs="Poppins"/>
+        </w:rPr>
+      </w:pPr>
+      <w:r>
+        <w:rPr>
+          <w:rFonts w:ascii="Poppins" w:hAnsi="Poppins" w:cs="Poppins"/>
+        </w:rPr>
+        <w:t>One</w:t>
+      </w:r>
+      <w:r>
+        <w:rPr>
+          <w:rFonts w:ascii="Poppins" w:hAnsi="Poppins" w:cs="Poppins"/>
+        </w:rPr>
+        <w:t xml:space="preserve"> primary nonmarket issue confronting junior mining companies in Northwestern Ontario is the systematic opposition from Indigenous communities challenging the province's free entry mining system and demanding meaningful consultation before exploration activities commence. This opposition has manifested through multiple legal challenges, cease-and-desist orders, and threats of physical blockades</w:t>
       </w:r>
       <w:hyperlink w:anchor="Xc3478d69a3c81fa62e60f5c3696165a4e5e6ac4">
         <w:r>
           <w:rPr>
             <w:rStyle w:val="Hyperlink"/>
-            <w:rFonts w:ascii="Prata" w:hAnsi="Prata"/>
+            <w:rFonts w:ascii="Poppins" w:hAnsi="Poppins" w:cs="Poppins"/>
           </w:rPr>
           <w:t>[5]</w:t>
         </w:r>
       </w:hyperlink>
       <w:r>
         <w:rPr>
-          <w:rFonts w:ascii="Prata" w:hAnsi="Prata"/>
+          <w:rFonts w:ascii="Poppins" w:hAnsi="Poppins" w:cs="Poppins"/>
         </w:rPr>
         <w:t>.</w:t>
       </w:r>
-    </w:p>
-    <w:p>
-      <w:pPr>
-        <w:pStyle w:val="BodyText"/>
-        <w:rPr>
-          <w:rFonts w:ascii="Prata" w:hAnsi="Prata"/>
-        </w:rPr>
-      </w:pPr>
-      <w:r>
-        <w:rPr>
-          <w:rFonts w:ascii="Prata" w:hAnsi="Prata"/>
+      <w:r>
+        <w:rPr>
+          <w:rFonts w:ascii="Poppins" w:hAnsi="Poppins" w:cs="Poppins"/>
+        </w:rPr>
+        <w:t xml:space="preserve"> Although the provincial Crown</w:t>
+      </w:r>
+      <w:r>
+        <w:rPr>
+          <w:rFonts w:ascii="Poppins" w:hAnsi="Poppins" w:cs="Poppins"/>
+        </w:rPr>
+        <w:t xml:space="preserve"> may fulfill the duty to consult under Section 35 of the Constitution Act</w:t>
+      </w:r>
+      <w:r>
+        <w:rPr>
+          <w:rFonts w:ascii="Poppins" w:hAnsi="Poppins" w:cs="Poppins"/>
+        </w:rPr>
+        <w:t>, 1982,</w:t>
+      </w:r>
+      <w:r>
+        <w:rPr>
+          <w:rFonts w:ascii="Poppins" w:hAnsi="Poppins" w:cs="Poppins"/>
+        </w:rPr>
+        <w:t xml:space="preserve"> for </w:t>
+      </w:r>
+      <w:r>
+        <w:rPr>
+          <w:rFonts w:ascii="Poppins" w:hAnsi="Poppins" w:cs="Poppins"/>
+        </w:rPr>
+        <w:t>early exploration and advanced exploration</w:t>
+      </w:r>
+      <w:r>
+        <w:rPr>
+          <w:rFonts w:ascii="Poppins" w:hAnsi="Poppins" w:cs="Poppins"/>
+        </w:rPr>
+        <w:t xml:space="preserve">, it does not necessarily </w:t>
+      </w:r>
+      <w:r>
+        <w:rPr>
+          <w:rFonts w:ascii="Poppins" w:hAnsi="Poppins" w:cs="Poppins"/>
+        </w:rPr>
+        <w:t xml:space="preserve">correlate to the junior mining company having social license to conduct those early and advanced exploration </w:t>
+      </w:r>
+      <w:r>
+        <w:rPr>
+          <w:rFonts w:ascii="Poppins" w:hAnsi="Poppins" w:cs="Poppins"/>
+        </w:rPr>
+        <w:t>mining activities.</w:t>
+      </w:r>
+      <w:r>
+        <w:rPr>
+          <w:rFonts w:ascii="Poppins" w:hAnsi="Poppins" w:cs="Poppins"/>
+        </w:rPr>
+        <w:t xml:space="preserve"> </w:t>
+      </w:r>
+    </w:p>
+    <w:p>
+      <w:pPr>
+        <w:pStyle w:val="BodyText"/>
+        <w:rPr>
+          <w:rFonts w:ascii="Poppins" w:hAnsi="Poppins" w:cs="Poppins"/>
+        </w:rPr>
+      </w:pPr>
+      <w:r>
+        <w:rPr>
+          <w:rFonts w:ascii="Poppins" w:hAnsi="Poppins" w:cs="Poppins"/>
         </w:rPr>
         <w:t xml:space="preserve">The free entry mining system, enshrined in Ontario's Mining Act, allows prospectors and companies to stake claims online without prior consultation with Indigenous communities whose traditional territories may be affected </w:t>
       </w:r>
@@ -515,108 +674,230 @@
         <w:r>
           <w:rPr>
             <w:rStyle w:val="Hyperlink"/>
-            <w:rFonts w:ascii="Prata" w:hAnsi="Prata"/>
+            <w:rFonts w:ascii="Poppins" w:hAnsi="Poppins" w:cs="Poppins"/>
           </w:rPr>
           <w:t>[6]</w:t>
         </w:r>
       </w:hyperlink>
       <w:r>
         <w:rPr>
-          <w:rFonts w:ascii="Prata" w:hAnsi="Prata"/>
-        </w:rPr>
-        <w:t xml:space="preserve">. Seven First Nations, including Grassy </w:t>
-      </w:r>
-      <w:r>
-        <w:rPr>
-          <w:rFonts w:ascii="Prata" w:hAnsi="Prata"/>
+          <w:rFonts w:ascii="Poppins" w:hAnsi="Poppins" w:cs="Poppins"/>
+        </w:rPr>
+        <w:t xml:space="preserve">. Seven First Nations, including Grassy Narrows, </w:t>
+      </w:r>
+      <w:proofErr w:type="spellStart"/>
+      <w:r>
+        <w:rPr>
+          <w:rFonts w:ascii="Poppins" w:hAnsi="Poppins" w:cs="Poppins"/>
+        </w:rPr>
+        <w:t>Apitipi</w:t>
+      </w:r>
+      <w:proofErr w:type="spellEnd"/>
+      <w:r>
+        <w:rPr>
+          <w:rFonts w:ascii="Poppins" w:hAnsi="Poppins" w:cs="Poppins"/>
+        </w:rPr>
+        <w:t xml:space="preserve"> </w:t>
+      </w:r>
+      <w:proofErr w:type="spellStart"/>
+      <w:r>
+        <w:rPr>
+          <w:rFonts w:ascii="Poppins" w:hAnsi="Poppins" w:cs="Poppins"/>
+        </w:rPr>
+        <w:t>Anicinapek</w:t>
+      </w:r>
+      <w:proofErr w:type="spellEnd"/>
+      <w:r>
+        <w:rPr>
+          <w:rFonts w:ascii="Poppins" w:hAnsi="Poppins" w:cs="Poppins"/>
+        </w:rPr>
+        <w:t xml:space="preserve"> Nation, and </w:t>
+      </w:r>
+      <w:proofErr w:type="spellStart"/>
+      <w:r>
+        <w:rPr>
+          <w:rFonts w:ascii="Poppins" w:hAnsi="Poppins" w:cs="Poppins"/>
+        </w:rPr>
+        <w:t>Kitchenuhmaykoosib</w:t>
+      </w:r>
+      <w:proofErr w:type="spellEnd"/>
+      <w:r>
+        <w:rPr>
+          <w:rFonts w:ascii="Poppins" w:hAnsi="Poppins" w:cs="Poppins"/>
+        </w:rPr>
+        <w:t xml:space="preserve"> </w:t>
+      </w:r>
+      <w:proofErr w:type="spellStart"/>
+      <w:r>
+        <w:rPr>
+          <w:rFonts w:ascii="Poppins" w:hAnsi="Poppins" w:cs="Poppins"/>
+        </w:rPr>
+        <w:t>Inninuwug</w:t>
+      </w:r>
+      <w:proofErr w:type="spellEnd"/>
+      <w:r>
+        <w:rPr>
+          <w:rFonts w:ascii="Poppins" w:hAnsi="Poppins" w:cs="Poppins"/>
+        </w:rPr>
+        <w:t xml:space="preserve">, have launched constitutional challenges arguing this system violates their treaty rights and the United Nations Declaration on the Rights of Indigenous Peoples (UNDRIP) </w:t>
+      </w:r>
+      <w:hyperlink w:anchor="X02ba3cda1883801594b6e1b452790cc53948fda">
+        <w:r>
+          <w:rPr>
+            <w:rStyle w:val="Hyperlink"/>
+            <w:rFonts w:ascii="Poppins" w:hAnsi="Poppins" w:cs="Poppins"/>
+          </w:rPr>
+          <w:t>[7]</w:t>
+        </w:r>
+      </w:hyperlink>
+      <w:r>
+        <w:rPr>
+          <w:rFonts w:ascii="Poppins" w:hAnsi="Poppins" w:cs="Poppins"/>
+        </w:rPr>
+        <w:t>.</w:t>
+      </w:r>
+    </w:p>
+    <w:p>
+      <w:pPr>
+        <w:pStyle w:val="BlockText"/>
+        <w:rPr>
+          <w:rFonts w:ascii="Poppins" w:hAnsi="Poppins" w:cs="Poppins"/>
+        </w:rPr>
+      </w:pPr>
+      <w:r>
+        <w:rPr>
+          <w:rFonts w:ascii="Poppins" w:hAnsi="Poppins" w:cs="Poppins"/>
+        </w:rPr>
+        <w:t xml:space="preserve">"Companies are staking, or recording, dozens of claims per day on our traditional territory. No notice, no engagement, no addressing of our concerns at all. We're told only after the claims are registered, when it's too late," stated Chief June Black of </w:t>
+      </w:r>
+      <w:proofErr w:type="spellStart"/>
+      <w:r>
+        <w:rPr>
+          <w:rFonts w:ascii="Poppins" w:hAnsi="Poppins" w:cs="Poppins"/>
+        </w:rPr>
+        <w:t>Apitipi</w:t>
+      </w:r>
+      <w:proofErr w:type="spellEnd"/>
+      <w:r>
+        <w:rPr>
+          <w:rFonts w:ascii="Poppins" w:hAnsi="Poppins" w:cs="Poppins"/>
+        </w:rPr>
+        <w:t xml:space="preserve"> </w:t>
+      </w:r>
+      <w:proofErr w:type="spellStart"/>
+      <w:r>
+        <w:rPr>
+          <w:rFonts w:ascii="Poppins" w:hAnsi="Poppins" w:cs="Poppins"/>
+        </w:rPr>
+        <w:t>Anicinapek</w:t>
+      </w:r>
+      <w:proofErr w:type="spellEnd"/>
+      <w:r>
+        <w:rPr>
+          <w:rFonts w:ascii="Poppins" w:hAnsi="Poppins" w:cs="Poppins"/>
+        </w:rPr>
+        <w:t xml:space="preserve"> Nation </w:t>
+      </w:r>
+      <w:hyperlink w:anchor="Xe5dbbcea5ce7e2988b8c69bcfdfde8904aabc1f">
+        <w:r>
+          <w:rPr>
+            <w:rStyle w:val="Hyperlink"/>
+            <w:rFonts w:ascii="Poppins" w:hAnsi="Poppins" w:cs="Poppins"/>
+          </w:rPr>
+          <w:t>[8]</w:t>
+        </w:r>
+      </w:hyperlink>
+      <w:r>
+        <w:rPr>
+          <w:rFonts w:ascii="Poppins" w:hAnsi="Poppins" w:cs="Poppins"/>
+        </w:rPr>
+        <w:t>.</w:t>
+      </w:r>
+    </w:p>
+    <w:p>
+      <w:pPr>
+        <w:pStyle w:val="FirstParagraph"/>
+        <w:rPr>
+          <w:rFonts w:ascii="Poppins" w:hAnsi="Poppins" w:cs="Poppins"/>
+        </w:rPr>
+      </w:pPr>
+      <w:r>
+        <w:rPr>
+          <w:rFonts w:ascii="Poppins" w:hAnsi="Poppins" w:cs="Poppins"/>
+        </w:rPr>
+        <w:t xml:space="preserve">The legal challenges seek court orders declaring specific provisions of the Mining Act unconstitutional and demanding replacement with a system requiring free, prior, and informed consent from Indigenous communities. </w:t>
+      </w:r>
+    </w:p>
+    <w:p>
+      <w:pPr>
+        <w:pStyle w:val="FirstParagraph"/>
+        <w:rPr>
+          <w:rFonts w:ascii="Poppins" w:hAnsi="Poppins" w:cs="Poppins"/>
+        </w:rPr>
+      </w:pPr>
+      <w:r>
+        <w:rPr>
+          <w:rFonts w:ascii="Poppins" w:hAnsi="Poppins" w:cs="Poppins"/>
         </w:rPr>
         <w:lastRenderedPageBreak/>
-        <w:t xml:space="preserve">Narrows, Apitipi Anicinapek Nation, and Kitchenuhmaykoosib Inninuwug, have launched constitutional challenges arguing this system violates their treaty rights and the United Nations Declaration on the Rights of Indigenous Peoples (UNDRIP) </w:t>
-      </w:r>
-      <w:hyperlink w:anchor="X02ba3cda1883801594b6e1b452790cc53948fda">
-        <w:r>
-          <w:rPr>
-            <w:rStyle w:val="Hyperlink"/>
-            <w:rFonts w:ascii="Prata" w:hAnsi="Prata"/>
-          </w:rPr>
-          <w:t>[7]</w:t>
-        </w:r>
-      </w:hyperlink>
-      <w:r>
-        <w:rPr>
-          <w:rFonts w:ascii="Prata" w:hAnsi="Prata"/>
-        </w:rPr>
-        <w:t>.</w:t>
-      </w:r>
-    </w:p>
-    <w:p>
-      <w:pPr>
-        <w:pStyle w:val="BlockText"/>
-        <w:rPr>
-          <w:rFonts w:ascii="Prata" w:hAnsi="Prata"/>
-        </w:rPr>
-      </w:pPr>
-      <w:r>
-        <w:rPr>
-          <w:rFonts w:ascii="Prata" w:hAnsi="Prata"/>
-        </w:rPr>
-        <w:t xml:space="preserve">"Companies are staking, or recording, dozens of claims per day on our traditional territory. No notice, no engagement, no addressing of our concerns at all. We're told only after the claims are registered, when it's too late," stated Chief June Black of Apitipi Anicinapek Nation </w:t>
-      </w:r>
-      <w:hyperlink w:anchor="Xe5dbbcea5ce7e2988b8c69bcfdfde8904aabc1f">
-        <w:r>
-          <w:rPr>
-            <w:rStyle w:val="Hyperlink"/>
-            <w:rFonts w:ascii="Prata" w:hAnsi="Prata"/>
-          </w:rPr>
-          <w:t>[8]</w:t>
-        </w:r>
-      </w:hyperlink>
-      <w:r>
-        <w:rPr>
-          <w:rFonts w:ascii="Prata" w:hAnsi="Prata"/>
-        </w:rPr>
-        <w:t>.</w:t>
-      </w:r>
-    </w:p>
-    <w:p>
-      <w:pPr>
-        <w:pStyle w:val="FirstParagraph"/>
-        <w:rPr>
-          <w:rFonts w:ascii="Prata" w:hAnsi="Prata"/>
-        </w:rPr>
-      </w:pPr>
-      <w:r>
-        <w:rPr>
-          <w:rFonts w:ascii="Prata" w:hAnsi="Prata"/>
-        </w:rPr>
-        <w:t xml:space="preserve">The legal challenges seek court orders declaring specific provisions of the Mining Act unconstitutional and demanding replacement with a system requiring free, prior, and informed consent from Indigenous communities. These cases could potentially invalidate thousands of existing mining claims across the province, creating massive uncertainty for junior mining companies that have invested millions in exploration activities </w:t>
+        <w:t xml:space="preserve">These cases could potentially invalidate thousands of existing mining claims across the province, creating massive uncertainty for junior mining companies that have invested millions in exploration activities </w:t>
       </w:r>
       <w:hyperlink w:anchor="Xade7c2cf97f75d009975f4d720d1fa6c19f4897">
         <w:r>
           <w:rPr>
             <w:rStyle w:val="Hyperlink"/>
-            <w:rFonts w:ascii="Prata" w:hAnsi="Prata"/>
+            <w:rFonts w:ascii="Poppins" w:hAnsi="Poppins" w:cs="Poppins"/>
           </w:rPr>
           <w:t>[9]</w:t>
         </w:r>
       </w:hyperlink>
       <w:r>
         <w:rPr>
-          <w:rFonts w:ascii="Prata" w:hAnsi="Prata"/>
-        </w:rPr>
-        <w:t>.</w:t>
-      </w:r>
-    </w:p>
-    <w:p>
-      <w:pPr>
-        <w:pStyle w:val="BodyText"/>
-        <w:rPr>
-          <w:rFonts w:ascii="Prata" w:hAnsi="Prata"/>
-        </w:rPr>
-      </w:pPr>
-      <w:r>
-        <w:rPr>
-          <w:rFonts w:ascii="Prata" w:hAnsi="Prata"/>
+          <w:rFonts w:ascii="Poppins" w:hAnsi="Poppins" w:cs="Poppins"/>
+        </w:rPr>
+        <w:t>;</w:t>
+      </w:r>
+      <w:r>
+        <w:rPr>
+          <w:rFonts w:ascii="Poppins" w:hAnsi="Poppins" w:cs="Poppins"/>
+        </w:rPr>
+        <w:t xml:space="preserve"> </w:t>
+      </w:r>
+      <w:r>
+        <w:rPr>
+          <w:rFonts w:ascii="Poppins" w:hAnsi="Poppins" w:cs="Poppins"/>
+        </w:rPr>
+        <w:t>however, the</w:t>
+      </w:r>
+      <w:r>
+        <w:rPr>
+          <w:rFonts w:ascii="Poppins" w:hAnsi="Poppins" w:cs="Poppins"/>
+        </w:rPr>
+        <w:t xml:space="preserve"> probability of this occurring is close to zero</w:t>
+      </w:r>
+      <w:r>
+        <w:rPr>
+          <w:rFonts w:ascii="Poppins" w:hAnsi="Poppins" w:cs="Poppins"/>
+        </w:rPr>
+        <w:t xml:space="preserve"> given the current </w:t>
+      </w:r>
+      <w:r>
+        <w:rPr>
+          <w:rFonts w:ascii="Poppins" w:hAnsi="Poppins" w:cs="Poppins"/>
+        </w:rPr>
+        <w:t>business and political environment.</w:t>
+      </w:r>
+    </w:p>
+    <w:p>
+      <w:pPr>
+        <w:pStyle w:val="BodyText"/>
+        <w:rPr>
+          <w:rFonts w:ascii="Poppins" w:hAnsi="Poppins" w:cs="Poppins"/>
+        </w:rPr>
+      </w:pPr>
+      <w:r>
+        <w:rPr>
+          <w:rFonts w:ascii="Poppins" w:hAnsi="Poppins" w:cs="Poppins"/>
         </w:rPr>
         <w:t xml:space="preserve">Environmental opposition has intensified alongside Indigenous resistance, with groups like Environmental Defence Canada documenting the ecological risks posed by mining development in the James Bay Lowlands—home to the world's third-largest wetland and a critical carbon sink </w:t>
       </w:r>
@@ -624,14 +905,14 @@
         <w:r>
           <w:rPr>
             <w:rStyle w:val="Hyperlink"/>
-            <w:rFonts w:ascii="Prata" w:hAnsi="Prata"/>
+            <w:rFonts w:ascii="Poppins" w:hAnsi="Poppins" w:cs="Poppins"/>
           </w:rPr>
           <w:t>[10]</w:t>
         </w:r>
       </w:hyperlink>
       <w:r>
         <w:rPr>
-          <w:rFonts w:ascii="Prata" w:hAnsi="Prata"/>
+          <w:rFonts w:ascii="Poppins" w:hAnsi="Poppins" w:cs="Poppins"/>
         </w:rPr>
         <w:t>. The convergence of Indigenous rights advocacy and environmental protection has created a powerful coalition opposing the current regulatory framework governing junior mining exploration.</w:t>
       </w:r>
@@ -658,12 +939,12 @@
       <w:pPr>
         <w:pStyle w:val="FirstParagraph"/>
         <w:rPr>
-          <w:rFonts w:ascii="Prata" w:hAnsi="Prata"/>
-        </w:rPr>
-      </w:pPr>
-      <w:r>
-        <w:rPr>
-          <w:rFonts w:ascii="Prata" w:hAnsi="Prata"/>
+          <w:rFonts w:ascii="Poppins" w:hAnsi="Poppins" w:cs="Poppins"/>
+        </w:rPr>
+      </w:pPr>
+      <w:r>
+        <w:rPr>
+          <w:rFonts w:ascii="Poppins" w:hAnsi="Poppins" w:cs="Poppins"/>
         </w:rPr>
         <w:t>Through the distributive politics model, three primary interests emerge in the Northwestern Ontario junior mining landscape: junior mining companies seeking regulatory certainty and project advancement, Indigenous communities asserting territorial sovereignty and environmental protection, and environmental groups advocating for ecosystem preservation. Each interest group demonstrates distinct patterns of demand and supply for nonmarket action based on their stakes in the outcome.</w:t>
       </w:r>
@@ -689,12 +970,12 @@
       <w:pPr>
         <w:pStyle w:val="FirstParagraph"/>
         <w:rPr>
-          <w:rFonts w:ascii="Prata" w:hAnsi="Prata"/>
-        </w:rPr>
-      </w:pPr>
-      <w:r>
-        <w:rPr>
-          <w:rFonts w:ascii="Prata" w:hAnsi="Prata"/>
+          <w:rFonts w:ascii="Poppins" w:hAnsi="Poppins" w:cs="Poppins"/>
+        </w:rPr>
+      </w:pPr>
+      <w:r>
+        <w:rPr>
+          <w:rFonts w:ascii="Poppins" w:hAnsi="Poppins" w:cs="Poppins"/>
         </w:rPr>
         <w:t xml:space="preserve">Analyzing the demand side for nonmarket action, junior mining companies face an acute lack of substitutes for their Northwestern Ontario projects. The region's unique geological formations, particularly the Ring of Fire's chromite deposits, represent irreplaceable assets that cannot be replicated elsewhere </w:t>
       </w:r>
@@ -702,14 +983,14 @@
         <w:r>
           <w:rPr>
             <w:rStyle w:val="Hyperlink"/>
-            <w:rFonts w:ascii="Prata" w:hAnsi="Prata"/>
+            <w:rFonts w:ascii="Poppins" w:hAnsi="Poppins" w:cs="Poppins"/>
           </w:rPr>
           <w:t>[11]</w:t>
         </w:r>
       </w:hyperlink>
       <w:r>
         <w:rPr>
-          <w:rFonts w:ascii="Prata" w:hAnsi="Prata"/>
+          <w:rFonts w:ascii="Poppins" w:hAnsi="Poppins" w:cs="Poppins"/>
         </w:rPr>
         <w:t xml:space="preserve">. Companies like Frontier Lithium, with its PAK lithium project, and PTX Metals, exploring polymetallic resources, have invested years and millions of dollars in specific properties that would be worthless if regulatory access is denied </w:t>
       </w:r>
@@ -717,14 +998,14 @@
         <w:r>
           <w:rPr>
             <w:rStyle w:val="Hyperlink"/>
-            <w:rFonts w:ascii="Prata" w:hAnsi="Prata"/>
+            <w:rFonts w:ascii="Poppins" w:hAnsi="Poppins" w:cs="Poppins"/>
           </w:rPr>
           <w:t>[12]</w:t>
         </w:r>
       </w:hyperlink>
       <w:r>
         <w:rPr>
-          <w:rFonts w:ascii="Prata" w:hAnsi="Prata"/>
+          <w:rFonts w:ascii="Poppins" w:hAnsi="Poppins" w:cs="Poppins"/>
         </w:rPr>
         <w:t>.</w:t>
       </w:r>
@@ -733,57 +1014,81 @@
       <w:pPr>
         <w:pStyle w:val="BodyText"/>
         <w:rPr>
-          <w:rFonts w:ascii="Prata" w:hAnsi="Prata"/>
-        </w:rPr>
-      </w:pPr>
-      <w:r>
-        <w:rPr>
-          <w:rFonts w:ascii="Prata" w:hAnsi="Prata"/>
-        </w:rPr>
-        <w:t>The aggregate benefits for successful project development are substantial, with individual junior mining projects valued in the hundreds of millions to billions of dollars. The moral concerns driving demand are primarily economic survival—many junior companies depend entirely on their Northwestern Ontario assets and face bankruptcy if exploration is halted. This creates exceptionally high demand for nonmarket action to secure regulatory certainty and social license to operate.</w:t>
-      </w:r>
-    </w:p>
-    <w:p>
-      <w:pPr>
-        <w:pStyle w:val="BodyText"/>
-        <w:rPr>
-          <w:rFonts w:ascii="Prata" w:hAnsi="Prata"/>
-        </w:rPr>
-      </w:pPr>
-      <w:r>
-        <w:rPr>
-          <w:rFonts w:ascii="Prata" w:hAnsi="Prata"/>
+          <w:rFonts w:ascii="Poppins" w:hAnsi="Poppins" w:cs="Poppins"/>
+        </w:rPr>
+      </w:pPr>
+      <w:r>
+        <w:rPr>
+          <w:rFonts w:ascii="Poppins" w:hAnsi="Poppins" w:cs="Poppins"/>
+        </w:rPr>
+        <w:t xml:space="preserve">The aggregate benefits for successful project development are substantial, with individual junior mining projects valued in the hundreds of millions to </w:t>
+      </w:r>
+      <w:r>
+        <w:rPr>
+          <w:rFonts w:ascii="Poppins" w:hAnsi="Poppins" w:cs="Poppins"/>
         </w:rPr>
         <w:lastRenderedPageBreak/>
+        <w:t>billions of dollars. The moral concerns driving demand are primarily economic survival—many junior companies depend entirely on their Northwestern Ontario assets and face bankruptcy if exploration is halted. This creates exceptionally high demand for nonmarket action to secure regulatory certainty and social license to operate.</w:t>
+      </w:r>
+    </w:p>
+    <w:p>
+      <w:pPr>
+        <w:pStyle w:val="BodyText"/>
+        <w:rPr>
+          <w:rFonts w:ascii="Poppins" w:hAnsi="Poppins" w:cs="Poppins"/>
+        </w:rPr>
+      </w:pPr>
+      <w:r>
+        <w:rPr>
+          <w:rFonts w:ascii="Poppins" w:hAnsi="Poppins" w:cs="Poppins"/>
+        </w:rPr>
         <w:t xml:space="preserve">On the supply side, junior mining companies face significant constraints. Unlike major mining corporations, individual junior companies typically employ fewer than 50 people and have limited resources for extensive lobbying campaigns </w:t>
       </w:r>
       <w:hyperlink w:anchor="Xd307a3ec329e10a2cff8fb87480823da114f8f4">
         <w:r>
           <w:rPr>
             <w:rStyle w:val="Hyperlink"/>
-            <w:rFonts w:ascii="Prata" w:hAnsi="Prata"/>
+            <w:rFonts w:ascii="Poppins" w:hAnsi="Poppins" w:cs="Poppins"/>
           </w:rPr>
           <w:t>[13]</w:t>
         </w:r>
       </w:hyperlink>
       <w:r>
         <w:rPr>
-          <w:rFonts w:ascii="Prata" w:hAnsi="Prata"/>
-        </w:rPr>
-        <w:t xml:space="preserve">. However, they have formed collective organizations like the Ontario Prospectors Association (OPA) and work through industry associations such as the Ontario Mining Association (OMA) to amplify their political influence </w:t>
+          <w:rFonts w:ascii="Poppins" w:hAnsi="Poppins" w:cs="Poppins"/>
+        </w:rPr>
+        <w:t>. However, they have formed collective organizations like the Ontario Prospectors Association (OPA)</w:t>
+      </w:r>
+      <w:r>
+        <w:rPr>
+          <w:rFonts w:ascii="Poppins" w:hAnsi="Poppins" w:cs="Poppins"/>
+        </w:rPr>
+        <w:t xml:space="preserve">, Northwestern Ontario </w:t>
+      </w:r>
+      <w:r>
+        <w:rPr>
+          <w:rFonts w:ascii="Poppins" w:hAnsi="Poppins" w:cs="Poppins"/>
+        </w:rPr>
+        <w:t>Prospectors Association (NWOPA)</w:t>
+      </w:r>
+      <w:r>
+        <w:rPr>
+          <w:rFonts w:ascii="Poppins" w:hAnsi="Poppins" w:cs="Poppins"/>
+        </w:rPr>
+        <w:t xml:space="preserve"> and work through industry associations such as the Ontario Mining Association (OMA) to amplify their political influence </w:t>
       </w:r>
       <w:hyperlink w:anchor="Xa35e192121eabf3dabf9f5ea6abdbcbc107ac3b">
         <w:r>
           <w:rPr>
             <w:rStyle w:val="Hyperlink"/>
-            <w:rFonts w:ascii="Prata" w:hAnsi="Prata"/>
+            <w:rFonts w:ascii="Poppins" w:hAnsi="Poppins" w:cs="Poppins"/>
           </w:rPr>
           <w:t>[14]</w:t>
         </w:r>
       </w:hyperlink>
       <w:r>
         <w:rPr>
-          <w:rFonts w:ascii="Prata" w:hAnsi="Prata"/>
+          <w:rFonts w:ascii="Poppins" w:hAnsi="Poppins" w:cs="Poppins"/>
         </w:rPr>
         <w:t>.</w:t>
       </w:r>
@@ -792,26 +1097,38 @@
       <w:pPr>
         <w:pStyle w:val="BodyText"/>
         <w:rPr>
-          <w:rFonts w:ascii="Prata" w:hAnsi="Prata"/>
-        </w:rPr>
-      </w:pPr>
-      <w:r>
-        <w:rPr>
-          <w:rFonts w:ascii="Prata" w:hAnsi="Prata"/>
-        </w:rPr>
-        <w:t>The political jurisdiction coverage is extensive, as junior mining projects span multiple First Nations territories, municipal boundaries, and provincial constituencies. This geographic dispersion provides numerous access points for political influence but also multiplies the number of stakeholders that must be engaged. Resource availability varies dramatically among junior companies, with some securing government funding through OJEP while others struggle to maintain basic exploration activities.</w:t>
-      </w:r>
-    </w:p>
-    <w:p>
-      <w:pPr>
-        <w:pStyle w:val="BodyText"/>
-        <w:rPr>
-          <w:rFonts w:ascii="Prata" w:hAnsi="Prata"/>
-        </w:rPr>
-      </w:pPr>
-      <w:r>
-        <w:rPr>
-          <w:rFonts w:ascii="Prata" w:hAnsi="Prata"/>
+          <w:rFonts w:ascii="Poppins" w:hAnsi="Poppins" w:cs="Poppins"/>
+        </w:rPr>
+      </w:pPr>
+      <w:r>
+        <w:rPr>
+          <w:rFonts w:ascii="Poppins" w:hAnsi="Poppins" w:cs="Poppins"/>
+        </w:rPr>
+        <w:t>The political jurisdiction coverage is extensive, as junior mining projects span multiple First Nations territories, municipal boundaries, and provincial constituencies. This geographic dispersion provides numerous access points for political influence but also multiplies the number of stakeholders</w:t>
+      </w:r>
+      <w:r>
+        <w:rPr>
+          <w:rFonts w:ascii="Poppins" w:hAnsi="Poppins" w:cs="Poppins"/>
+        </w:rPr>
+        <w:t xml:space="preserve"> and Rightsholders</w:t>
+      </w:r>
+      <w:r>
+        <w:rPr>
+          <w:rFonts w:ascii="Poppins" w:hAnsi="Poppins" w:cs="Poppins"/>
+        </w:rPr>
+        <w:t xml:space="preserve"> that must be engaged. Resource availability varies dramatically among junior companies, with some securing government funding through OJEP while others struggle to maintain basic exploration activities.</w:t>
+      </w:r>
+    </w:p>
+    <w:p>
+      <w:pPr>
+        <w:pStyle w:val="BodyText"/>
+        <w:rPr>
+          <w:rFonts w:ascii="Poppins" w:hAnsi="Poppins" w:cs="Poppins"/>
+        </w:rPr>
+      </w:pPr>
+      <w:r>
+        <w:rPr>
+          <w:rFonts w:ascii="Poppins" w:hAnsi="Poppins" w:cs="Poppins"/>
         </w:rPr>
         <w:t xml:space="preserve">Junior mining companies have pursued two primary nonmarket strategies: lobbying for regulatory reform and public advocacy emphasizing economic benefits. Industry associations have intensified lobbying efforts following Ontario's passage of Bill 5, which grants the Minister of Energy and Mines expanded powers to fast-track mining projects </w:t>
       </w:r>
@@ -819,14 +1136,14 @@
         <w:r>
           <w:rPr>
             <w:rStyle w:val="Hyperlink"/>
-            <w:rFonts w:ascii="Prata" w:hAnsi="Prata"/>
+            <w:rFonts w:ascii="Poppins" w:hAnsi="Poppins" w:cs="Poppins"/>
           </w:rPr>
           <w:t>[15]</w:t>
         </w:r>
       </w:hyperlink>
       <w:r>
         <w:rPr>
-          <w:rFonts w:ascii="Prata" w:hAnsi="Prata"/>
+          <w:rFonts w:ascii="Poppins" w:hAnsi="Poppins" w:cs="Poppins"/>
         </w:rPr>
         <w:t>. Companies have also emphasized their role in Canada's critical minerals strategy, positioning themselves as essential to national security and the clean energy transition.</w:t>
       </w:r>
@@ -853,26 +1170,33 @@
       <w:pPr>
         <w:pStyle w:val="FirstParagraph"/>
         <w:rPr>
-          <w:rFonts w:ascii="Prata" w:hAnsi="Prata"/>
-        </w:rPr>
-      </w:pPr>
-      <w:r>
-        <w:rPr>
-          <w:rFonts w:ascii="Prata" w:hAnsi="Prata"/>
-        </w:rPr>
-        <w:t>Indigenous communities and environmental groups share aligned moral concerns about the environmental and cultural impacts of unregulated mining exploration. Their demand for nonmarket action stems from deeply held values regarding environmental stewardship, cultural preservation, and the protection of traditional territories that have sustained Indigenous communities for millennia.</w:t>
-      </w:r>
-    </w:p>
-    <w:p>
-      <w:pPr>
-        <w:pStyle w:val="BodyText"/>
-        <w:rPr>
-          <w:rFonts w:ascii="Prata" w:hAnsi="Prata"/>
-        </w:rPr>
-      </w:pPr>
-      <w:r>
-        <w:rPr>
-          <w:rFonts w:ascii="Prata" w:hAnsi="Prata"/>
+          <w:rFonts w:ascii="Poppins" w:hAnsi="Poppins" w:cs="Poppins"/>
+        </w:rPr>
+      </w:pPr>
+      <w:r>
+        <w:rPr>
+          <w:rFonts w:ascii="Poppins" w:hAnsi="Poppins" w:cs="Poppins"/>
+        </w:rPr>
+        <w:t xml:space="preserve">Indigenous communities and environmental groups share aligned moral concerns about the environmental and cultural impacts of unregulated mining exploration. Their demand for nonmarket action stems from deeply held values regarding environmental stewardship, cultural preservation, and </w:t>
+      </w:r>
+      <w:r>
+        <w:rPr>
+          <w:rFonts w:ascii="Poppins" w:hAnsi="Poppins" w:cs="Poppins"/>
+        </w:rPr>
+        <w:lastRenderedPageBreak/>
+        <w:t>the protection of traditional territories that have sustained Indigenous communities for millennia.</w:t>
+      </w:r>
+    </w:p>
+    <w:p>
+      <w:pPr>
+        <w:pStyle w:val="BodyText"/>
+        <w:rPr>
+          <w:rFonts w:ascii="Poppins" w:hAnsi="Poppins" w:cs="Poppins"/>
+        </w:rPr>
+      </w:pPr>
+      <w:r>
+        <w:rPr>
+          <w:rFonts w:ascii="Poppins" w:hAnsi="Poppins" w:cs="Poppins"/>
         </w:rPr>
         <w:t xml:space="preserve">The lack of substitutes intensifies demand—there are no alternative traditional territories or replacement ecosystems if mining development causes irreversible environmental damage. The aggregate benefits of successful opposition include preservation of water sources, protection of sacred sites, and maintenance of traditional hunting and fishing practices that form the foundation of Indigenous cultural identity </w:t>
       </w:r>
@@ -880,14 +1204,14 @@
         <w:r>
           <w:rPr>
             <w:rStyle w:val="Hyperlink"/>
-            <w:rFonts w:ascii="Prata" w:hAnsi="Prata"/>
+            <w:rFonts w:ascii="Poppins" w:hAnsi="Poppins" w:cs="Poppins"/>
           </w:rPr>
           <w:t>[16]</w:t>
         </w:r>
       </w:hyperlink>
       <w:r>
         <w:rPr>
-          <w:rFonts w:ascii="Prata" w:hAnsi="Prata"/>
+          <w:rFonts w:ascii="Poppins" w:hAnsi="Poppins" w:cs="Poppins"/>
         </w:rPr>
         <w:t>.</w:t>
       </w:r>
@@ -896,12 +1220,12 @@
       <w:pPr>
         <w:pStyle w:val="BodyText"/>
         <w:rPr>
-          <w:rFonts w:ascii="Prata" w:hAnsi="Prata"/>
-        </w:rPr>
-      </w:pPr>
-      <w:r>
-        <w:rPr>
-          <w:rFonts w:ascii="Prata" w:hAnsi="Prata"/>
+          <w:rFonts w:ascii="Poppins" w:hAnsi="Poppins" w:cs="Poppins"/>
+        </w:rPr>
+      </w:pPr>
+      <w:r>
+        <w:rPr>
+          <w:rFonts w:ascii="Poppins" w:hAnsi="Poppins" w:cs="Poppins"/>
         </w:rPr>
         <w:t xml:space="preserve">The supply side demonstrates remarkable organizational capacity through coalition building. The Save the Fraser Declaration, signed by 61 Indigenous nations, created an unprecedented alliance spanning multiple provinces and territories </w:t>
       </w:r>
@@ -909,14 +1233,14 @@
         <w:r>
           <w:rPr>
             <w:rStyle w:val="Hyperlink"/>
-            <w:rFonts w:ascii="Prata" w:hAnsi="Prata"/>
+            <w:rFonts w:ascii="Poppins" w:hAnsi="Poppins" w:cs="Poppins"/>
           </w:rPr>
           <w:t>[17]</w:t>
         </w:r>
       </w:hyperlink>
       <w:r>
         <w:rPr>
-          <w:rFonts w:ascii="Prata" w:hAnsi="Prata"/>
+          <w:rFonts w:ascii="Poppins" w:hAnsi="Poppins" w:cs="Poppins"/>
         </w:rPr>
         <w:t xml:space="preserve">. More recently, the Chiefs of Ontario have called for a moratorium on new mining claims until proper consultation frameworks are established </w:t>
       </w:r>
@@ -924,14 +1248,14 @@
         <w:r>
           <w:rPr>
             <w:rStyle w:val="Hyperlink"/>
-            <w:rFonts w:ascii="Prata" w:hAnsi="Prata"/>
+            <w:rFonts w:ascii="Poppins" w:hAnsi="Poppins" w:cs="Poppins"/>
           </w:rPr>
           <w:t>[18]</w:t>
         </w:r>
       </w:hyperlink>
       <w:r>
         <w:rPr>
-          <w:rFonts w:ascii="Prata" w:hAnsi="Prata"/>
+          <w:rFonts w:ascii="Poppins" w:hAnsi="Poppins" w:cs="Poppins"/>
         </w:rPr>
         <w:t>.</w:t>
       </w:r>
@@ -940,12 +1264,12 @@
       <w:pPr>
         <w:pStyle w:val="BodyText"/>
         <w:rPr>
-          <w:rFonts w:ascii="Prata" w:hAnsi="Prata"/>
-        </w:rPr>
-      </w:pPr>
-      <w:r>
-        <w:rPr>
-          <w:rFonts w:ascii="Prata" w:hAnsi="Prata"/>
+          <w:rFonts w:ascii="Poppins" w:hAnsi="Poppins" w:cs="Poppins"/>
+        </w:rPr>
+      </w:pPr>
+      <w:r>
+        <w:rPr>
+          <w:rFonts w:ascii="Poppins" w:hAnsi="Poppins" w:cs="Poppins"/>
         </w:rPr>
         <w:t>Political jurisdiction coverage matches or exceeds that of mining companies, with Indigenous communities having direct relationships with federal, provincial, and municipal governments through treaty obligations and constitutional rights. Environmental groups provide additional resources through legal expertise, research capabilities, and international advocacy networks.</w:t>
       </w:r>
@@ -954,28 +1278,27 @@
       <w:pPr>
         <w:pStyle w:val="BodyText"/>
         <w:rPr>
-          <w:rFonts w:ascii="Prata" w:hAnsi="Prata"/>
-        </w:rPr>
-      </w:pPr>
-      <w:r>
-        <w:rPr>
-          <w:rFonts w:ascii="Prata" w:hAnsi="Prata"/>
-        </w:rPr>
-        <w:lastRenderedPageBreak/>
+          <w:rFonts w:ascii="Poppins" w:hAnsi="Poppins" w:cs="Poppins"/>
+        </w:rPr>
+      </w:pPr>
+      <w:r>
+        <w:rPr>
+          <w:rFonts w:ascii="Poppins" w:hAnsi="Poppins" w:cs="Poppins"/>
+        </w:rPr>
         <w:t xml:space="preserve">The primary nonmarket strategies include constitutional litigation, direct action, and international advocacy. The multiple court challenges represent a coordinated legal strategy to fundamentally restructure Ontario's mining regulatory system. Indigenous communities have also issued cease-and-desist orders to mining companies and threatened highway blockades to prevent unauthorized exploration activities </w:t>
       </w:r>
       <w:hyperlink w:anchor="X3f0c7f6bb763af1be91d9e74eabfeb199dc1f1f">
         <w:r>
           <w:rPr>
             <w:rStyle w:val="Hyperlink"/>
-            <w:rFonts w:ascii="Prata" w:hAnsi="Prata"/>
+            <w:rFonts w:ascii="Poppins" w:hAnsi="Poppins" w:cs="Poppins"/>
           </w:rPr>
           <w:t>[19]</w:t>
         </w:r>
       </w:hyperlink>
       <w:r>
         <w:rPr>
-          <w:rFonts w:ascii="Prata" w:hAnsi="Prata"/>
+          <w:rFonts w:ascii="Poppins" w:hAnsi="Poppins" w:cs="Poppins"/>
         </w:rPr>
         <w:t>.</w:t>
       </w:r>
@@ -1020,27 +1343,34 @@
       <w:pPr>
         <w:pStyle w:val="FirstParagraph"/>
         <w:rPr>
-          <w:rFonts w:ascii="Prata" w:hAnsi="Prata"/>
-        </w:rPr>
-      </w:pPr>
-      <w:r>
-        <w:rPr>
-          <w:rFonts w:ascii="Prata" w:hAnsi="Prata"/>
-        </w:rPr>
-        <w:t xml:space="preserve">The Ontario government occupies a central institutional role, wielding primary constitutional authority over natural resources within provincial boundaries. The Ministry of Energy and Mines administers the Mining Act and oversees the OJEP funding program, while the Ministry of Indigenous Affairs manages consultation obligations under the duty to consult framework </w:t>
+          <w:rFonts w:ascii="Poppins" w:hAnsi="Poppins" w:cs="Poppins"/>
+        </w:rPr>
+      </w:pPr>
+      <w:r>
+        <w:rPr>
+          <w:rFonts w:ascii="Poppins" w:hAnsi="Poppins" w:cs="Poppins"/>
+        </w:rPr>
+        <w:t xml:space="preserve">The Ontario government occupies a central institutional role, wielding primary constitutional authority over natural resources within provincial boundaries. The Ministry of Energy and Mines administers the Mining Act and oversees the </w:t>
+      </w:r>
+      <w:r>
+        <w:rPr>
+          <w:rFonts w:ascii="Poppins" w:hAnsi="Poppins" w:cs="Poppins"/>
+        </w:rPr>
+        <w:lastRenderedPageBreak/>
+        <w:t xml:space="preserve">OJEP funding program, while the Ministry of Indigenous Affairs manages consultation obligations under the duty to consult framework </w:t>
       </w:r>
       <w:hyperlink w:anchor="X1032ad7bbcb6cf72875e8e8207dcfba80173f7c">
         <w:r>
           <w:rPr>
             <w:rStyle w:val="Hyperlink"/>
-            <w:rFonts w:ascii="Prata" w:hAnsi="Prata"/>
+            <w:rFonts w:ascii="Poppins" w:hAnsi="Poppins" w:cs="Poppins"/>
           </w:rPr>
           <w:t>[20]</w:t>
         </w:r>
       </w:hyperlink>
       <w:r>
         <w:rPr>
-          <w:rFonts w:ascii="Prata" w:hAnsi="Prata"/>
+          <w:rFonts w:ascii="Poppins" w:hAnsi="Poppins" w:cs="Poppins"/>
         </w:rPr>
         <w:t>.</w:t>
       </w:r>
@@ -1049,12 +1379,12 @@
       <w:pPr>
         <w:pStyle w:val="BodyText"/>
         <w:rPr>
-          <w:rFonts w:ascii="Prata" w:hAnsi="Prata"/>
-        </w:rPr>
-      </w:pPr>
-      <w:r>
-        <w:rPr>
-          <w:rFonts w:ascii="Prata" w:hAnsi="Prata"/>
+          <w:rFonts w:ascii="Poppins" w:hAnsi="Poppins" w:cs="Poppins"/>
+        </w:rPr>
+      </w:pPr>
+      <w:r>
+        <w:rPr>
+          <w:rFonts w:ascii="Poppins" w:hAnsi="Poppins" w:cs="Poppins"/>
         </w:rPr>
         <w:t xml:space="preserve">Premier Doug Ford's Progressive Conservative government has positioned Ontario as a critical minerals leader, announcing a $3.1 billion investment strategy to support Indigenous partnerships in mineral development </w:t>
       </w:r>
@@ -1062,28 +1392,58 @@
         <w:r>
           <w:rPr>
             <w:rStyle w:val="Hyperlink"/>
-            <w:rFonts w:ascii="Prata" w:hAnsi="Prata"/>
+            <w:rFonts w:ascii="Poppins" w:hAnsi="Poppins" w:cs="Poppins"/>
           </w:rPr>
           <w:t>[21]</w:t>
         </w:r>
       </w:hyperlink>
       <w:r>
         <w:rPr>
-          <w:rFonts w:ascii="Prata" w:hAnsi="Prata"/>
-        </w:rPr>
-        <w:t>. However, the government faces mounting pressure to reform the free entry mining system while maintaining investor confidence in the province's mining sector.</w:t>
-      </w:r>
-    </w:p>
-    <w:p>
-      <w:pPr>
-        <w:pStyle w:val="BodyText"/>
-        <w:rPr>
-          <w:rFonts w:ascii="Prata" w:hAnsi="Prata"/>
-        </w:rPr>
-      </w:pPr>
-      <w:r>
-        <w:rPr>
-          <w:rFonts w:ascii="Prata" w:hAnsi="Prata"/>
+          <w:rFonts w:ascii="Poppins" w:hAnsi="Poppins" w:cs="Poppins"/>
+        </w:rPr>
+        <w:t xml:space="preserve">. However, the government faces mounting pressure </w:t>
+      </w:r>
+      <w:r>
+        <w:rPr>
+          <w:rFonts w:ascii="Poppins" w:hAnsi="Poppins" w:cs="Poppins"/>
+        </w:rPr>
+        <w:t>from</w:t>
+      </w:r>
+      <w:r>
+        <w:rPr>
+          <w:rFonts w:ascii="Poppins" w:hAnsi="Poppins" w:cs="Poppins"/>
+        </w:rPr>
+        <w:t xml:space="preserve"> some</w:t>
+      </w:r>
+      <w:r>
+        <w:rPr>
+          <w:rFonts w:ascii="Poppins" w:hAnsi="Poppins" w:cs="Poppins"/>
+        </w:rPr>
+        <w:t xml:space="preserve"> Indigenous </w:t>
+      </w:r>
+      <w:r>
+        <w:rPr>
+          <w:rFonts w:ascii="Poppins" w:hAnsi="Poppins" w:cs="Poppins"/>
+        </w:rPr>
+        <w:t xml:space="preserve">communities and political leadership </w:t>
+      </w:r>
+      <w:r>
+        <w:rPr>
+          <w:rFonts w:ascii="Poppins" w:hAnsi="Poppins" w:cs="Poppins"/>
+        </w:rPr>
+        <w:t>to reform the free entry mining system while maintaining investor confidence in the province's mining sector.</w:t>
+      </w:r>
+    </w:p>
+    <w:p>
+      <w:pPr>
+        <w:pStyle w:val="BodyText"/>
+        <w:rPr>
+          <w:rFonts w:ascii="Poppins" w:hAnsi="Poppins" w:cs="Poppins"/>
+        </w:rPr>
+      </w:pPr>
+      <w:r>
+        <w:rPr>
+          <w:rFonts w:ascii="Poppins" w:hAnsi="Poppins" w:cs="Poppins"/>
         </w:rPr>
         <w:t xml:space="preserve">The passage of Bill 5 in 2025 granted the Minister of Energy and Mines unprecedented powers to designate Special Economic Zones and override local bylaws to accelerate mining project development </w:t>
       </w:r>
@@ -1091,14 +1451,14 @@
         <w:r>
           <w:rPr>
             <w:rStyle w:val="Hyperlink"/>
-            <w:rFonts w:ascii="Prata" w:hAnsi="Prata"/>
+            <w:rFonts w:ascii="Poppins" w:hAnsi="Poppins" w:cs="Poppins"/>
           </w:rPr>
           <w:t>[22]</w:t>
         </w:r>
       </w:hyperlink>
       <w:r>
         <w:rPr>
-          <w:rFonts w:ascii="Prata" w:hAnsi="Prata"/>
+          <w:rFonts w:ascii="Poppins" w:hAnsi="Poppins" w:cs="Poppins"/>
         </w:rPr>
         <w:t>. This legislation represents the government's attempt to balance competing demands for economic development and Indigenous consultation, though it has intensified opposition from Indigenous communities and environmental groups.</w:t>
       </w:r>
@@ -1111,124 +1471,491 @@
           <w:color w:val="948A54" w:themeColor="background2" w:themeShade="80"/>
         </w:rPr>
       </w:pPr>
-      <w:bookmarkStart w:id="8" w:name="federal-government-of-canada"/>
+      <w:bookmarkStart w:id="8" w:name="indigenous-governance-systems"/>
       <w:bookmarkEnd w:id="7"/>
       <w:r>
         <w:rPr>
           <w:rFonts w:ascii="Prata" w:hAnsi="Prata"/>
           <w:color w:val="948A54" w:themeColor="background2" w:themeShade="80"/>
         </w:rPr>
-        <w:t>Federal Government of Canada</w:t>
+        <w:t>Indigenous Governance Systems</w:t>
       </w:r>
     </w:p>
     <w:p>
       <w:pPr>
         <w:pStyle w:val="FirstParagraph"/>
         <w:rPr>
-          <w:rFonts w:ascii="Prata" w:hAnsi="Prata"/>
-        </w:rPr>
-      </w:pPr>
-      <w:r>
-        <w:rPr>
-          <w:rFonts w:ascii="Prata" w:hAnsi="Prata"/>
-        </w:rPr>
-        <w:t xml:space="preserve">The federal government influences junior mining through its Canadian Critical Minerals Strategy, which designates $1.5 billion in Strategic Innovation Fund investments for critical minerals projects </w:t>
-      </w:r>
-      <w:hyperlink w:anchor="X435a6cdd786300dff204ee7c2ef942d3e9034e2">
-        <w:r>
-          <w:rPr>
-            <w:rStyle w:val="Hyperlink"/>
-            <w:rFonts w:ascii="Prata" w:hAnsi="Prata"/>
-          </w:rPr>
-          <w:t>[23]</w:t>
-        </w:r>
-      </w:hyperlink>
-      <w:r>
-        <w:rPr>
-          <w:rFonts w:ascii="Prata" w:hAnsi="Prata"/>
-        </w:rPr>
-        <w:t>. Natural Resources Canada coordinates federal policy while Indigenous Services Canada manages Crown consultation obligations under Section 35 of the Constitution Act.</w:t>
-      </w:r>
-    </w:p>
-    <w:p>
-      <w:pPr>
-        <w:pStyle w:val="BodyText"/>
-        <w:rPr>
-          <w:rFonts w:ascii="Prata" w:hAnsi="Prata"/>
-        </w:rPr>
-      </w:pPr>
-      <w:r>
-        <w:rPr>
-          <w:rFonts w:ascii="Prata" w:hAnsi="Prata"/>
-        </w:rPr>
-        <w:t xml:space="preserve">The federal government's constitutional duty to consult Indigenous communities creates potential conflicts with provincial mining jurisdiction. Recent federal-provincial agreements for Ring of Fire environmental assessments demonstrate attempts to coordinate regulatory oversight, though jurisdictional tensions persist </w:t>
-      </w:r>
-      <w:hyperlink w:anchor="Xd134bc072212ace2df385dae143139da74ec0ef">
-        <w:r>
-          <w:rPr>
-            <w:rStyle w:val="Hyperlink"/>
-            <w:rFonts w:ascii="Prata" w:hAnsi="Prata"/>
-          </w:rPr>
-          <w:t>[24]</w:t>
-        </w:r>
-      </w:hyperlink>
-      <w:r>
-        <w:rPr>
-          <w:rFonts w:ascii="Prata" w:hAnsi="Prata"/>
+          <w:rFonts w:ascii="Poppins" w:hAnsi="Poppins" w:cs="Poppins"/>
+        </w:rPr>
+      </w:pPr>
+      <w:r>
+        <w:rPr>
+          <w:rFonts w:ascii="Poppins" w:hAnsi="Poppins" w:cs="Poppins"/>
+        </w:rPr>
+        <w:t>Indigenous communities assert inherent jurisdiction over their traditional territories through Indigenous law and constitutional rights recognized under Section 35</w:t>
+      </w:r>
+      <w:r>
+        <w:rPr>
+          <w:rFonts w:ascii="Poppins" w:hAnsi="Poppins" w:cs="Poppins"/>
+        </w:rPr>
+        <w:t xml:space="preserve"> of the Constitution Act, 1982</w:t>
+      </w:r>
+      <w:r>
+        <w:rPr>
+          <w:rFonts w:ascii="Poppins" w:hAnsi="Poppins" w:cs="Poppins"/>
+        </w:rPr>
+        <w:t xml:space="preserve">. The Anishinaabe and </w:t>
+      </w:r>
+      <w:proofErr w:type="spellStart"/>
+      <w:r>
+        <w:rPr>
+          <w:rFonts w:ascii="Poppins" w:hAnsi="Poppins" w:cs="Poppins"/>
+        </w:rPr>
+        <w:t>Ininiwak</w:t>
+      </w:r>
+      <w:proofErr w:type="spellEnd"/>
+      <w:r>
+        <w:rPr>
+          <w:rFonts w:ascii="Poppins" w:hAnsi="Poppins" w:cs="Poppins"/>
+        </w:rPr>
+        <w:t xml:space="preserve"> legal traditions provide alternative governance frameworks that prioritize environmental stewardship and collective decision-making over individual property rights </w:t>
+      </w:r>
+      <w:hyperlink w:anchor="X6e1126cedebf23e1463aee73f9df08783640400">
+        <w:r>
+          <w:rPr>
+            <w:rStyle w:val="Hyperlink"/>
+            <w:rFonts w:ascii="Poppins" w:hAnsi="Poppins" w:cs="Poppins"/>
+          </w:rPr>
+          <w:t>[25]</w:t>
+        </w:r>
+      </w:hyperlink>
+      <w:r>
+        <w:rPr>
+          <w:rFonts w:ascii="Poppins" w:hAnsi="Poppins" w:cs="Poppins"/>
         </w:rPr>
         <w:t>.</w:t>
       </w:r>
     </w:p>
     <w:p>
       <w:pPr>
+        <w:pStyle w:val="BodyText"/>
+        <w:rPr>
+          <w:rFonts w:ascii="Poppins" w:hAnsi="Poppins" w:cs="Poppins"/>
+        </w:rPr>
+      </w:pPr>
+      <w:r>
+        <w:rPr>
+          <w:rFonts w:ascii="Poppins" w:hAnsi="Poppins" w:cs="Poppins"/>
+        </w:rPr>
+        <w:t>Treaty 9, covering much of Northwestern Ontario, establishes specific obligations for Crown consultation and accommodation that many Indigenous communities argue are systematically violated by the free entry mining system. The assertion of Indigenous jurisdiction through cease-and-desist orders and territorial declarations represents an alternative institutional framework challenging provincial mining authority.</w:t>
+      </w:r>
+    </w:p>
+    <w:p>
+      <w:pPr>
+        <w:pStyle w:val="Heading1"/>
+        <w:rPr>
+          <w:rFonts w:ascii="Prata" w:hAnsi="Prata"/>
+          <w:color w:val="948A54" w:themeColor="background2" w:themeShade="80"/>
+        </w:rPr>
+      </w:pPr>
+      <w:bookmarkStart w:id="9" w:name="information"/>
+      <w:bookmarkEnd w:id="6"/>
+      <w:bookmarkEnd w:id="8"/>
+      <w:r>
+        <w:rPr>
+          <w:rFonts w:ascii="Prata" w:hAnsi="Prata"/>
+          <w:color w:val="948A54" w:themeColor="background2" w:themeShade="80"/>
+        </w:rPr>
+        <w:lastRenderedPageBreak/>
+        <w:t>Information</w:t>
+      </w:r>
+    </w:p>
+    <w:p>
+      <w:pPr>
         <w:pStyle w:val="Heading2"/>
         <w:rPr>
           <w:rFonts w:ascii="Prata" w:hAnsi="Prata"/>
           <w:color w:val="948A54" w:themeColor="background2" w:themeShade="80"/>
         </w:rPr>
       </w:pPr>
-      <w:bookmarkStart w:id="9" w:name="indigenous-governance-systems"/>
-      <w:bookmarkEnd w:id="8"/>
+      <w:bookmarkStart w:id="10" w:name="government-and-industry-sources"/>
       <w:r>
         <w:rPr>
           <w:rFonts w:ascii="Prata" w:hAnsi="Prata"/>
           <w:color w:val="948A54" w:themeColor="background2" w:themeShade="80"/>
         </w:rPr>
-        <w:t>Indigenous Governance Systems</w:t>
+        <w:t>Government and Industry Sources</w:t>
       </w:r>
     </w:p>
     <w:p>
       <w:pPr>
         <w:pStyle w:val="FirstParagraph"/>
         <w:rPr>
-          <w:rFonts w:ascii="Prata" w:hAnsi="Prata"/>
-        </w:rPr>
-      </w:pPr>
-      <w:r>
-        <w:rPr>
-          <w:rFonts w:ascii="Prata" w:hAnsi="Prata"/>
-        </w:rPr>
-        <w:t xml:space="preserve">Indigenous communities assert inherent jurisdiction over their traditional territories through Indigenous law and constitutional rights recognized under Section 35. The Anishinaabe and Ininiwak legal traditions provide alternative governance frameworks that </w:t>
-      </w:r>
-      <w:r>
-        <w:rPr>
-          <w:rFonts w:ascii="Prata" w:hAnsi="Prata"/>
+          <w:rFonts w:ascii="Poppins" w:hAnsi="Poppins" w:cs="Poppins"/>
+        </w:rPr>
+      </w:pPr>
+      <w:r>
+        <w:rPr>
+          <w:rFonts w:ascii="Poppins" w:hAnsi="Poppins" w:cs="Poppins"/>
+        </w:rPr>
+        <w:t xml:space="preserve">The Ontario government and mining industry have invested heavily in information campaigns promoting the economic benefits of critical minerals development. The Ontario Mining Association's annual reports emphasize the sector's contribution of $64 billion in domestic mineral exports and support for 77,000 jobs </w:t>
+      </w:r>
+      <w:hyperlink w:anchor="X87309d048beef83ad3eabf2a79a64a389ab1c9f">
+        <w:r>
+          <w:rPr>
+            <w:rStyle w:val="Hyperlink"/>
+            <w:rFonts w:ascii="Poppins" w:hAnsi="Poppins" w:cs="Poppins"/>
+          </w:rPr>
+          <w:t>[26]</w:t>
+        </w:r>
+      </w:hyperlink>
+      <w:r>
+        <w:rPr>
+          <w:rFonts w:ascii="Poppins" w:hAnsi="Poppins" w:cs="Poppins"/>
+        </w:rPr>
+        <w:t>. Government communications highlight OJEP's success in funding 84 junior mining projects and creating Indigenous employment opportunities.</w:t>
+      </w:r>
+    </w:p>
+    <w:p>
+      <w:pPr>
+        <w:pStyle w:val="BodyText"/>
+        <w:rPr>
+          <w:rFonts w:ascii="Poppins" w:hAnsi="Poppins" w:cs="Poppins"/>
+        </w:rPr>
+      </w:pPr>
+      <w:r>
+        <w:rPr>
+          <w:rFonts w:ascii="Poppins" w:hAnsi="Poppins" w:cs="Poppins"/>
+        </w:rPr>
+        <w:t>Industry-funded research emphasizes technological solutions to environmental concerns and economic partnerships with Indigenous communities.</w:t>
+      </w:r>
+    </w:p>
+    <w:p>
+      <w:pPr>
+        <w:pStyle w:val="Heading2"/>
+        <w:rPr>
+          <w:rFonts w:ascii="Prata" w:hAnsi="Prata"/>
+          <w:color w:val="948A54" w:themeColor="background2" w:themeShade="80"/>
+        </w:rPr>
+      </w:pPr>
+      <w:bookmarkStart w:id="11" w:name="indigenous-and-environmental-research"/>
+      <w:bookmarkEnd w:id="10"/>
+      <w:r>
+        <w:rPr>
+          <w:rFonts w:ascii="Prata" w:hAnsi="Prata"/>
+          <w:color w:val="948A54" w:themeColor="background2" w:themeShade="80"/>
+        </w:rPr>
+        <w:t>Indigenous and Environmental Research</w:t>
+      </w:r>
+    </w:p>
+    <w:p>
+      <w:pPr>
+        <w:pStyle w:val="FirstParagraph"/>
+        <w:rPr>
+          <w:rFonts w:ascii="Poppins" w:hAnsi="Poppins" w:cs="Poppins"/>
+        </w:rPr>
+      </w:pPr>
+      <w:r>
+        <w:rPr>
+          <w:rFonts w:ascii="Poppins" w:hAnsi="Poppins" w:cs="Poppins"/>
+        </w:rPr>
+        <w:t xml:space="preserve">Indigenous communities and environmental organizations have developed alternative information sources challenging industry narratives. Environmental Defence Canada's research documenting the 66% surge in Ring of Fire mining claims provides critical data on the pace of exploration expansion </w:t>
+      </w:r>
+      <w:hyperlink w:anchor="Xc33ea4e26e5e1af1408321416956113a4658763">
+        <w:r>
+          <w:rPr>
+            <w:rStyle w:val="Hyperlink"/>
+            <w:rFonts w:ascii="Poppins" w:hAnsi="Poppins" w:cs="Poppins"/>
+          </w:rPr>
+          <w:t>[27]</w:t>
+        </w:r>
+      </w:hyperlink>
+      <w:r>
+        <w:rPr>
+          <w:rFonts w:ascii="Poppins" w:hAnsi="Poppins" w:cs="Poppins"/>
+        </w:rPr>
+        <w:t>. Indigenous-led research emphasizes traditional ecological knowledge and the cumulative impacts of industrial development on traditional territories.</w:t>
+      </w:r>
+    </w:p>
+    <w:p>
+      <w:pPr>
+        <w:pStyle w:val="BodyText"/>
+        <w:rPr>
+          <w:rFonts w:ascii="Poppins" w:hAnsi="Poppins" w:cs="Poppins"/>
+        </w:rPr>
+      </w:pPr>
+      <w:r>
+        <w:rPr>
+          <w:rFonts w:ascii="Poppins" w:hAnsi="Poppins" w:cs="Poppins"/>
+        </w:rPr>
+        <w:t xml:space="preserve">Legal challenges have generated extensive documentation of </w:t>
+      </w:r>
+      <w:r>
+        <w:rPr>
+          <w:rFonts w:ascii="Poppins" w:hAnsi="Poppins" w:cs="Poppins"/>
+        </w:rPr>
+        <w:t xml:space="preserve">what they </w:t>
+      </w:r>
+      <w:r>
+        <w:rPr>
+          <w:rFonts w:ascii="Poppins" w:hAnsi="Poppins" w:cs="Poppins"/>
+        </w:rPr>
+        <w:t>perceive</w:t>
+      </w:r>
+      <w:r>
+        <w:rPr>
+          <w:rFonts w:ascii="Poppins" w:hAnsi="Poppins" w:cs="Poppins"/>
+        </w:rPr>
+        <w:t xml:space="preserve"> to be</w:t>
+      </w:r>
+      <w:r>
+        <w:rPr>
+          <w:rFonts w:ascii="Poppins" w:hAnsi="Poppins" w:cs="Poppins"/>
+        </w:rPr>
+        <w:t xml:space="preserve"> </w:t>
+      </w:r>
+      <w:r>
+        <w:rPr>
+          <w:rFonts w:ascii="Poppins" w:hAnsi="Poppins" w:cs="Poppins"/>
+        </w:rPr>
+        <w:t>consultation failures and constitutional violations, creating an alternative information base supporting Indigenous rights arguments. This research often receives less media attention than industry-funded studies but provides crucial evidence for legal proceedings.</w:t>
+      </w:r>
+    </w:p>
+    <w:p>
+      <w:pPr>
+        <w:pStyle w:val="Heading2"/>
+        <w:rPr>
+          <w:rFonts w:ascii="Prata" w:hAnsi="Prata"/>
+          <w:color w:val="948A54" w:themeColor="background2" w:themeShade="80"/>
+        </w:rPr>
+      </w:pPr>
+      <w:bookmarkStart w:id="12" w:name="media-coverage"/>
+      <w:bookmarkEnd w:id="11"/>
+      <w:r>
+        <w:rPr>
+          <w:rFonts w:ascii="Prata" w:hAnsi="Prata"/>
+          <w:color w:val="948A54" w:themeColor="background2" w:themeShade="80"/>
+        </w:rPr>
+        <w:t>Media Coverage</w:t>
+      </w:r>
+    </w:p>
+    <w:p>
+      <w:pPr>
+        <w:pStyle w:val="FirstParagraph"/>
+        <w:rPr>
+          <w:rFonts w:ascii="Poppins" w:hAnsi="Poppins" w:cs="Poppins"/>
+        </w:rPr>
+      </w:pPr>
+      <w:r>
+        <w:rPr>
+          <w:rFonts w:ascii="Poppins" w:hAnsi="Poppins" w:cs="Poppins"/>
+        </w:rPr>
+        <w:t xml:space="preserve">Media coverage of Northwestern Ontario junior mining reflects the polarized nature of the debate. Industry publications like Canadian Mining Journal and Northern Ontario Business emphasize economic opportunities and technological innovations. Mainstream media outlets provide more balanced </w:t>
+      </w:r>
+      <w:r>
+        <w:rPr>
+          <w:rFonts w:ascii="Poppins" w:hAnsi="Poppins" w:cs="Poppins"/>
         </w:rPr>
         <w:lastRenderedPageBreak/>
-        <w:t xml:space="preserve">prioritize environmental stewardship and collective decision-making over individual property rights </w:t>
-      </w:r>
-      <w:hyperlink w:anchor="X6e1126cedebf23e1463aee73f9df08783640400">
-        <w:r>
-          <w:rPr>
-            <w:rStyle w:val="Hyperlink"/>
-            <w:rFonts w:ascii="Prata" w:hAnsi="Prata"/>
-          </w:rPr>
-          <w:t>[25]</w:t>
-        </w:r>
-      </w:hyperlink>
-      <w:r>
-        <w:rPr>
-          <w:rFonts w:ascii="Prata" w:hAnsi="Prata"/>
+        <w:t>coverage but often lack the specialized knowledge to critically evaluate technical claims.</w:t>
+      </w:r>
+    </w:p>
+    <w:p>
+      <w:pPr>
+        <w:pStyle w:val="BodyText"/>
+        <w:rPr>
+          <w:rFonts w:ascii="Poppins" w:hAnsi="Poppins" w:cs="Poppins"/>
+        </w:rPr>
+      </w:pPr>
+      <w:r>
+        <w:rPr>
+          <w:rFonts w:ascii="Poppins" w:hAnsi="Poppins" w:cs="Poppins"/>
+        </w:rPr>
+        <w:t xml:space="preserve">Indigenous media sources and environmental publications offer alternative perspectives that receive limited mainstream attention. The fragmented media landscape allows different stakeholder groups to operate within separate information ecosystems, </w:t>
+      </w:r>
+      <w:proofErr w:type="gramStart"/>
+      <w:r>
+        <w:rPr>
+          <w:rFonts w:ascii="Poppins" w:hAnsi="Poppins" w:cs="Poppins"/>
+        </w:rPr>
+        <w:t>complicating</w:t>
+      </w:r>
+      <w:proofErr w:type="gramEnd"/>
+      <w:r>
+        <w:rPr>
+          <w:rFonts w:ascii="Poppins" w:hAnsi="Poppins" w:cs="Poppins"/>
+        </w:rPr>
+        <w:t xml:space="preserve"> efforts to build consensus around mining development.</w:t>
+      </w:r>
+      <w:r>
+        <w:rPr>
+          <w:rFonts w:ascii="Poppins" w:hAnsi="Poppins" w:cs="Poppins"/>
+        </w:rPr>
+        <w:t xml:space="preserve"> </w:t>
+      </w:r>
+    </w:p>
+    <w:p>
+      <w:pPr>
+        <w:pStyle w:val="Heading1"/>
+        <w:rPr>
+          <w:rFonts w:ascii="Prata" w:hAnsi="Prata"/>
+          <w:color w:val="948A54" w:themeColor="background2" w:themeShade="80"/>
+        </w:rPr>
+      </w:pPr>
+      <w:bookmarkStart w:id="13" w:name="predicted-outcome-and-reasoning"/>
+      <w:bookmarkEnd w:id="9"/>
+      <w:bookmarkEnd w:id="12"/>
+      <w:r>
+        <w:rPr>
+          <w:rFonts w:ascii="Prata" w:hAnsi="Prata"/>
+          <w:color w:val="948A54" w:themeColor="background2" w:themeShade="80"/>
+        </w:rPr>
+        <w:t>Predicted Outcome and Reasoning</w:t>
+      </w:r>
+    </w:p>
+    <w:p>
+      <w:pPr>
+        <w:pStyle w:val="FirstParagraph"/>
+        <w:rPr>
+          <w:rFonts w:ascii="Poppins" w:hAnsi="Poppins" w:cs="Poppins"/>
+        </w:rPr>
+      </w:pPr>
+      <w:r>
+        <w:rPr>
+          <w:rFonts w:ascii="Poppins" w:hAnsi="Poppins" w:cs="Poppins"/>
+        </w:rPr>
+        <w:t xml:space="preserve">The distributive politics analysis suggests that junior mining exploration in Northwestern Ontario will face continued </w:t>
+      </w:r>
+      <w:r>
+        <w:rPr>
+          <w:rFonts w:ascii="Poppins" w:hAnsi="Poppins" w:cs="Poppins"/>
+        </w:rPr>
+        <w:t>challenges</w:t>
+      </w:r>
+      <w:r>
+        <w:rPr>
+          <w:rFonts w:ascii="Poppins" w:hAnsi="Poppins" w:cs="Poppins"/>
+        </w:rPr>
+        <w:t xml:space="preserve"> </w:t>
+      </w:r>
+      <w:r>
+        <w:rPr>
+          <w:rFonts w:ascii="Poppins" w:hAnsi="Poppins" w:cs="Poppins"/>
+        </w:rPr>
+        <w:t>in the near term</w:t>
+      </w:r>
+      <w:r>
+        <w:rPr>
+          <w:rFonts w:ascii="Poppins" w:hAnsi="Poppins" w:cs="Poppins"/>
+        </w:rPr>
+        <w:t xml:space="preserve"> in </w:t>
+      </w:r>
+      <w:r>
+        <w:rPr>
+          <w:rFonts w:ascii="Poppins" w:hAnsi="Poppins" w:cs="Poppins"/>
+        </w:rPr>
+        <w:t>mining claim development and early and advanced exploration discussions with Indigenous communities</w:t>
+      </w:r>
+      <w:r>
+        <w:rPr>
+          <w:rFonts w:ascii="Poppins" w:hAnsi="Poppins" w:cs="Poppins"/>
+        </w:rPr>
+        <w:t>. The convergence of Indigenous legal challenges, environmental opposition, and constitutional obligations creates a powerful coalition with strong moral foundations and substantial organizational capacity.</w:t>
+      </w:r>
+      <w:r>
+        <w:rPr>
+          <w:rFonts w:ascii="Poppins" w:hAnsi="Poppins" w:cs="Poppins"/>
+        </w:rPr>
+        <w:t xml:space="preserve"> Many Indigenous communities </w:t>
+      </w:r>
+      <w:r>
+        <w:rPr>
+          <w:rFonts w:ascii="Poppins" w:hAnsi="Poppins" w:cs="Poppins"/>
+        </w:rPr>
+        <w:t xml:space="preserve">that junior mining companies are trying to engage with may already feel disrespected </w:t>
+      </w:r>
+      <w:r>
+        <w:rPr>
+          <w:rFonts w:ascii="Poppins" w:hAnsi="Poppins" w:cs="Poppins"/>
+        </w:rPr>
+        <w:t xml:space="preserve">or threatened </w:t>
+      </w:r>
+      <w:r>
+        <w:rPr>
+          <w:rFonts w:ascii="Poppins" w:hAnsi="Poppins" w:cs="Poppins"/>
+        </w:rPr>
+        <w:t>by developments in provincial legislation (Bill 5)</w:t>
+      </w:r>
+      <w:r>
+        <w:rPr>
+          <w:rFonts w:ascii="Poppins" w:hAnsi="Poppins" w:cs="Poppins"/>
+        </w:rPr>
+        <w:t xml:space="preserve"> and</w:t>
+      </w:r>
+      <w:r>
+        <w:rPr>
+          <w:rFonts w:ascii="Poppins" w:hAnsi="Poppins" w:cs="Poppins"/>
+        </w:rPr>
+        <w:t xml:space="preserve"> by the increasing pressure from the mining industry working with government to speed up mining exploration and development activities. </w:t>
+      </w:r>
+      <w:r>
+        <w:rPr>
+          <w:rFonts w:ascii="Poppins" w:hAnsi="Poppins" w:cs="Poppins"/>
+        </w:rPr>
+        <w:t xml:space="preserve">This is not an ideal point from which to begin </w:t>
+      </w:r>
+      <w:r>
+        <w:rPr>
+          <w:rFonts w:ascii="Poppins" w:hAnsi="Poppins" w:cs="Poppins"/>
+        </w:rPr>
+        <w:t xml:space="preserve">initial discussions and </w:t>
+      </w:r>
+      <w:r>
+        <w:rPr>
+          <w:rFonts w:ascii="Poppins" w:hAnsi="Poppins" w:cs="Poppins"/>
+        </w:rPr>
+        <w:t xml:space="preserve">negotiations for junior mining companies. </w:t>
+      </w:r>
+    </w:p>
+    <w:p>
+      <w:pPr>
+        <w:pStyle w:val="BodyText"/>
+        <w:rPr>
+          <w:rFonts w:ascii="Poppins" w:hAnsi="Poppins" w:cs="Poppins"/>
+          <w:lang w:val="en-CA"/>
+        </w:rPr>
+      </w:pPr>
+      <w:r>
+        <w:rPr>
+          <w:rFonts w:ascii="Poppins" w:hAnsi="Poppins" w:cs="Poppins"/>
+          <w:color w:val="000000"/>
+        </w:rPr>
+        <w:t xml:space="preserve">If constitutional challenges to Ontario's Mining Act were successful, they could invalidate thousands of mining claims and force a major overhaul of provincial regulations; however, this outcome is highly improbable. </w:t>
+      </w:r>
+      <w:r>
+        <w:rPr>
+          <w:rFonts w:ascii="Poppins" w:hAnsi="Poppins" w:cs="Poppins"/>
+        </w:rPr>
+        <w:t xml:space="preserve"> </w:t>
+      </w:r>
+      <w:r>
+        <w:rPr>
+          <w:rFonts w:ascii="Poppins" w:hAnsi="Poppins" w:cs="Poppins"/>
+          <w:color w:val="000000"/>
+        </w:rPr>
+        <w:t>Recent Supreme Court of Canada decisions affirming Indigenous title and rights indicate that Indigenous communities are likely to work with law firms and pursue legal action when necessary</w:t>
+      </w:r>
+      <w:r>
+        <w:rPr>
+          <w:rFonts w:ascii="Poppins" w:hAnsi="Poppins" w:cs="Poppins"/>
+          <w:color w:val="000000"/>
+        </w:rPr>
+        <w:t>, including from the outset of discussions with junior mining companies</w:t>
+      </w:r>
+      <w:r>
+        <w:rPr>
+          <w:rFonts w:ascii="Poppins" w:hAnsi="Poppins" w:cs="Poppins"/>
+          <w:color w:val="000000"/>
         </w:rPr>
         <w:t>.</w:t>
       </w:r>
@@ -1237,14 +1964,133 @@
       <w:pPr>
         <w:pStyle w:val="BodyText"/>
         <w:rPr>
-          <w:rFonts w:ascii="Prata" w:hAnsi="Prata"/>
-        </w:rPr>
-      </w:pPr>
-      <w:r>
-        <w:rPr>
-          <w:rFonts w:ascii="Prata" w:hAnsi="Prata"/>
-        </w:rPr>
-        <w:t>Treaty 9, covering much of Northwestern Ontario, establishes specific obligations for Crown consultation and accommodation that many Indigenous communities argue are systematically violated by the free entry mining system. The assertion of Indigenous jurisdiction through cease-and-desist orders and territorial declarations represents an alternative institutional framework challenging provincial mining authority.</w:t>
+          <w:rFonts w:ascii="Poppins" w:hAnsi="Poppins" w:cs="Poppins"/>
+        </w:rPr>
+      </w:pPr>
+      <w:r>
+        <w:rPr>
+          <w:rFonts w:ascii="Poppins" w:hAnsi="Poppins" w:cs="Poppins"/>
+        </w:rPr>
+        <w:t xml:space="preserve">However, the economic and political pressure to develop critical minerals for the clean energy transition provides </w:t>
+      </w:r>
+      <w:r>
+        <w:rPr>
+          <w:rFonts w:ascii="Poppins" w:hAnsi="Poppins" w:cs="Poppins"/>
+        </w:rPr>
+        <w:t xml:space="preserve">overwhelming </w:t>
+      </w:r>
+      <w:r>
+        <w:rPr>
+          <w:rFonts w:ascii="Poppins" w:hAnsi="Poppins" w:cs="Poppins"/>
+        </w:rPr>
+        <w:t xml:space="preserve">countervailing forces supporting junior mining interests. The federal and provincial governments' substantial financial commitments to critical minerals development create </w:t>
+      </w:r>
+      <w:r>
+        <w:rPr>
+          <w:rFonts w:ascii="Poppins" w:hAnsi="Poppins" w:cs="Poppins"/>
+        </w:rPr>
+        <w:lastRenderedPageBreak/>
+        <w:t>institutional momentum that will resist complete prohibition of mining exploration.</w:t>
+      </w:r>
+    </w:p>
+    <w:p>
+      <w:pPr>
+        <w:pStyle w:val="BodyText"/>
+        <w:rPr>
+          <w:rFonts w:ascii="Poppins" w:hAnsi="Poppins" w:cs="Poppins"/>
+        </w:rPr>
+      </w:pPr>
+      <w:r>
+        <w:rPr>
+          <w:rFonts w:ascii="Poppins" w:hAnsi="Poppins" w:cs="Poppins"/>
+        </w:rPr>
+        <w:t xml:space="preserve">The most likely outcome involves a </w:t>
+      </w:r>
+      <w:r>
+        <w:rPr>
+          <w:rFonts w:ascii="Poppins" w:hAnsi="Poppins" w:cs="Poppins"/>
+        </w:rPr>
+        <w:t>period of transition as</w:t>
+      </w:r>
+      <w:r>
+        <w:rPr>
+          <w:rFonts w:ascii="Poppins" w:hAnsi="Poppins" w:cs="Poppins"/>
+        </w:rPr>
+        <w:t xml:space="preserve"> many</w:t>
+      </w:r>
+      <w:r>
+        <w:rPr>
+          <w:rFonts w:ascii="Poppins" w:hAnsi="Poppins" w:cs="Poppins"/>
+        </w:rPr>
+        <w:t xml:space="preserve"> Indigenous communities</w:t>
+      </w:r>
+      <w:r>
+        <w:rPr>
+          <w:rFonts w:ascii="Poppins" w:hAnsi="Poppins" w:cs="Poppins"/>
+        </w:rPr>
+        <w:t xml:space="preserve"> </w:t>
+      </w:r>
+      <w:r>
+        <w:rPr>
+          <w:rFonts w:ascii="Poppins" w:hAnsi="Poppins" w:cs="Poppins"/>
+        </w:rPr>
+        <w:t xml:space="preserve">continue to pursue legal challenges while others are engaged </w:t>
+      </w:r>
+      <w:r>
+        <w:rPr>
+          <w:rFonts w:ascii="Poppins" w:hAnsi="Poppins" w:cs="Poppins"/>
+        </w:rPr>
+        <w:t>directly by junior mining companies with varying levels of effective</w:t>
+      </w:r>
+      <w:r>
+        <w:rPr>
+          <w:rFonts w:ascii="Poppins" w:hAnsi="Poppins" w:cs="Poppins"/>
+        </w:rPr>
+        <w:t xml:space="preserve">ness.  </w:t>
+      </w:r>
+    </w:p>
+    <w:p>
+      <w:pPr>
+        <w:pStyle w:val="BodyText"/>
+        <w:rPr>
+          <w:rFonts w:ascii="Poppins" w:hAnsi="Poppins" w:cs="Poppins"/>
+        </w:rPr>
+      </w:pPr>
+      <w:r>
+        <w:rPr>
+          <w:rFonts w:ascii="Poppins" w:hAnsi="Poppins" w:cs="Poppins"/>
+        </w:rPr>
+        <w:t>Junior mining companies that proactively engage Indigenous communities and demonstrate genuine commitment to environmental stewardship will likely survive this transition, while those relying solely on regulatory compliance may face project termination</w:t>
+      </w:r>
+      <w:r>
+        <w:rPr>
+          <w:rFonts w:ascii="Poppins" w:hAnsi="Poppins" w:cs="Poppins"/>
+        </w:rPr>
+        <w:t xml:space="preserve"> as the importance of </w:t>
+      </w:r>
+      <w:r>
+        <w:rPr>
+          <w:rFonts w:ascii="Poppins" w:hAnsi="Poppins" w:cs="Poppins"/>
+        </w:rPr>
+        <w:t xml:space="preserve">obtaining a social license </w:t>
+      </w:r>
+      <w:r>
+        <w:rPr>
+          <w:rFonts w:ascii="Poppins" w:hAnsi="Poppins" w:cs="Poppins"/>
+        </w:rPr>
+        <w:t xml:space="preserve">tends to increase </w:t>
+      </w:r>
+      <w:r>
+        <w:rPr>
+          <w:rFonts w:ascii="Poppins" w:hAnsi="Poppins" w:cs="Poppins"/>
+        </w:rPr>
+        <w:t>as advanced exploration activities progress</w:t>
+      </w:r>
+      <w:r>
+        <w:rPr>
+          <w:rFonts w:ascii="Poppins" w:hAnsi="Poppins" w:cs="Poppins"/>
+        </w:rPr>
+        <w:t xml:space="preserve">. </w:t>
       </w:r>
     </w:p>
     <w:p>
@@ -1255,32 +2101,14 @@
           <w:color w:val="948A54" w:themeColor="background2" w:themeShade="80"/>
         </w:rPr>
       </w:pPr>
-      <w:bookmarkStart w:id="10" w:name="information"/>
-      <w:bookmarkEnd w:id="6"/>
-      <w:bookmarkEnd w:id="9"/>
+      <w:bookmarkStart w:id="14" w:name="references"/>
+      <w:bookmarkEnd w:id="13"/>
       <w:r>
         <w:rPr>
           <w:rFonts w:ascii="Prata" w:hAnsi="Prata"/>
           <w:color w:val="948A54" w:themeColor="background2" w:themeShade="80"/>
         </w:rPr>
-        <w:t>Information</w:t>
-      </w:r>
-    </w:p>
-    <w:p>
-      <w:pPr>
-        <w:pStyle w:val="Heading2"/>
-        <w:rPr>
-          <w:rFonts w:ascii="Prata" w:hAnsi="Prata"/>
-          <w:color w:val="948A54" w:themeColor="background2" w:themeShade="80"/>
-        </w:rPr>
-      </w:pPr>
-      <w:bookmarkStart w:id="11" w:name="government-and-industry-sources"/>
-      <w:r>
-        <w:rPr>
-          <w:rFonts w:ascii="Prata" w:hAnsi="Prata"/>
-          <w:color w:val="948A54" w:themeColor="background2" w:themeShade="80"/>
-        </w:rPr>
-        <w:t>Government and Industry Sources</w:t>
+        <w:t>References</w:t>
       </w:r>
     </w:p>
     <w:p>
@@ -1290,288 +2118,8 @@
           <w:rFonts w:ascii="Prata" w:hAnsi="Prata"/>
         </w:rPr>
       </w:pPr>
-      <w:r>
-        <w:rPr>
-          <w:rFonts w:ascii="Prata" w:hAnsi="Prata"/>
-        </w:rPr>
-        <w:t xml:space="preserve">The Ontario government and mining industry have invested heavily in information campaigns promoting the economic benefits of critical minerals development. The Ontario Mining Association's annual reports emphasize the sector's contribution of $64 billion in domestic mineral exports and support for 77,000 jobs </w:t>
-      </w:r>
-      <w:hyperlink w:anchor="X87309d048beef83ad3eabf2a79a64a389ab1c9f">
-        <w:r>
-          <w:rPr>
-            <w:rStyle w:val="Hyperlink"/>
-            <w:rFonts w:ascii="Prata" w:hAnsi="Prata"/>
-          </w:rPr>
-          <w:t>[26]</w:t>
-        </w:r>
-      </w:hyperlink>
-      <w:r>
-        <w:rPr>
-          <w:rFonts w:ascii="Prata" w:hAnsi="Prata"/>
-        </w:rPr>
-        <w:t>. Government communications highlight OJEP's success in funding 84 junior mining projects and creating Indigenous employment opportunities.</w:t>
-      </w:r>
-    </w:p>
-    <w:p>
-      <w:pPr>
-        <w:pStyle w:val="BodyText"/>
-        <w:rPr>
-          <w:rFonts w:ascii="Prata" w:hAnsi="Prata"/>
-        </w:rPr>
-      </w:pPr>
-      <w:r>
-        <w:rPr>
-          <w:rFonts w:ascii="Prata" w:hAnsi="Prata"/>
-        </w:rPr>
-        <w:t>Industry-funded research emphasizes technological solutions to environmental concerns and economic partnerships with Indigenous communities. However, this information often lacks independent verification and may understate environmental risks or overstate economic benefits to local communities.</w:t>
-      </w:r>
-    </w:p>
-    <w:p>
-      <w:pPr>
-        <w:pStyle w:val="Heading2"/>
-        <w:rPr>
-          <w:rFonts w:ascii="Prata" w:hAnsi="Prata"/>
-          <w:color w:val="948A54" w:themeColor="background2" w:themeShade="80"/>
-        </w:rPr>
-      </w:pPr>
-      <w:bookmarkStart w:id="12" w:name="indigenous-and-environmental-research"/>
-      <w:bookmarkEnd w:id="11"/>
-      <w:r>
-        <w:rPr>
-          <w:rFonts w:ascii="Prata" w:hAnsi="Prata"/>
-          <w:color w:val="948A54" w:themeColor="background2" w:themeShade="80"/>
-        </w:rPr>
-        <w:t>Indigenous and Environmental Research</w:t>
-      </w:r>
-    </w:p>
-    <w:p>
-      <w:pPr>
-        <w:pStyle w:val="FirstParagraph"/>
-        <w:rPr>
-          <w:rFonts w:ascii="Prata" w:hAnsi="Prata"/>
-        </w:rPr>
-      </w:pPr>
-      <w:r>
-        <w:rPr>
-          <w:rFonts w:ascii="Prata" w:hAnsi="Prata"/>
-        </w:rPr>
-        <w:t xml:space="preserve">Indigenous communities and environmental organizations have developed alternative information sources challenging industry narratives. Environmental Defence Canada's research documenting the 66% surge in Ring of Fire mining claims provides critical data on the pace of exploration expansion </w:t>
-      </w:r>
-      <w:hyperlink w:anchor="Xc33ea4e26e5e1af1408321416956113a4658763">
-        <w:r>
-          <w:rPr>
-            <w:rStyle w:val="Hyperlink"/>
-            <w:rFonts w:ascii="Prata" w:hAnsi="Prata"/>
-          </w:rPr>
-          <w:t>[27]</w:t>
-        </w:r>
-      </w:hyperlink>
-      <w:r>
-        <w:rPr>
-          <w:rFonts w:ascii="Prata" w:hAnsi="Prata"/>
-        </w:rPr>
-        <w:t>. Indigenous-led research emphasizes traditional ecological knowledge and the cumulative impacts of industrial development on traditional territories.</w:t>
-      </w:r>
-    </w:p>
-    <w:p>
-      <w:pPr>
-        <w:pStyle w:val="BodyText"/>
-        <w:rPr>
-          <w:rFonts w:ascii="Prata" w:hAnsi="Prata"/>
-        </w:rPr>
-      </w:pPr>
-      <w:r>
-        <w:rPr>
-          <w:rFonts w:ascii="Prata" w:hAnsi="Prata"/>
-        </w:rPr>
-        <w:t>Legal challenges have generated extensive documentation of consultation failures and constitutional violations, creating an alternative information base supporting Indigenous rights arguments. This research often receives less media attention than industry-funded studies but provides crucial evidence for legal proceedings.</w:t>
-      </w:r>
-    </w:p>
-    <w:p>
-      <w:pPr>
-        <w:pStyle w:val="Heading2"/>
-        <w:rPr>
-          <w:rFonts w:ascii="Prata" w:hAnsi="Prata"/>
-          <w:color w:val="948A54" w:themeColor="background2" w:themeShade="80"/>
-        </w:rPr>
-      </w:pPr>
-      <w:bookmarkStart w:id="13" w:name="media-coverage"/>
-      <w:bookmarkEnd w:id="12"/>
-      <w:r>
-        <w:rPr>
-          <w:rFonts w:ascii="Prata" w:hAnsi="Prata"/>
-          <w:color w:val="948A54" w:themeColor="background2" w:themeShade="80"/>
-        </w:rPr>
-        <w:t>Media Coverage</w:t>
-      </w:r>
-    </w:p>
-    <w:p>
-      <w:pPr>
-        <w:pStyle w:val="FirstParagraph"/>
-        <w:rPr>
-          <w:rFonts w:ascii="Prata" w:hAnsi="Prata"/>
-        </w:rPr>
-      </w:pPr>
-      <w:r>
-        <w:rPr>
-          <w:rFonts w:ascii="Prata" w:hAnsi="Prata"/>
-        </w:rPr>
-        <w:t>Media coverage of Northwestern Ontario junior mining reflects the polarized nature of the debate. Industry publications like Canadian Mining Journal and Northern Ontario Business emphasize economic opportunities and technological innovations. Mainstream media outlets provide more balanced coverage but often lack the specialized knowledge to critically evaluate technical claims.</w:t>
-      </w:r>
-    </w:p>
-    <w:p>
-      <w:pPr>
-        <w:pStyle w:val="BodyText"/>
-        <w:rPr>
-          <w:rFonts w:ascii="Prata" w:hAnsi="Prata"/>
-        </w:rPr>
-      </w:pPr>
-      <w:r>
-        <w:rPr>
-          <w:rFonts w:ascii="Prata" w:hAnsi="Prata"/>
-        </w:rPr>
-        <w:lastRenderedPageBreak/>
-        <w:t>Indigenous media sources and environmental publications offer alternative perspectives that receive limited mainstream attention. The fragmented media landscape allows different stakeholder groups to operate within separate information ecosystems, complicating efforts to build consensus around mining development.</w:t>
-      </w:r>
-    </w:p>
-    <w:p>
-      <w:pPr>
-        <w:pStyle w:val="Heading1"/>
-        <w:rPr>
-          <w:rFonts w:ascii="Prata" w:hAnsi="Prata"/>
-          <w:color w:val="948A54" w:themeColor="background2" w:themeShade="80"/>
-        </w:rPr>
-      </w:pPr>
-      <w:bookmarkStart w:id="14" w:name="predicted-outcome-and-reasoning"/>
-      <w:bookmarkEnd w:id="10"/>
-      <w:bookmarkEnd w:id="13"/>
-      <w:r>
-        <w:rPr>
-          <w:rFonts w:ascii="Prata" w:hAnsi="Prata"/>
-          <w:color w:val="948A54" w:themeColor="background2" w:themeShade="80"/>
-        </w:rPr>
-        <w:t>Predicted Outcome and Reasoning</w:t>
-      </w:r>
-    </w:p>
-    <w:p>
-      <w:pPr>
-        <w:pStyle w:val="FirstParagraph"/>
-        <w:rPr>
-          <w:rFonts w:ascii="Prata" w:hAnsi="Prata"/>
-        </w:rPr>
-      </w:pPr>
-      <w:r>
-        <w:rPr>
-          <w:rFonts w:ascii="Prata" w:hAnsi="Prata"/>
-        </w:rPr>
-        <w:t>The distributive politics analysis suggests that junior mining exploration in Northwestern Ontario will face continued uncertainty and potential significant restrictions in the near term. The convergence of Indigenous legal challenges, environmental opposition, and constitutional obligations creates a powerful coalition with strong moral foundations and substantial organizational capacity.</w:t>
-      </w:r>
-    </w:p>
-    <w:p>
-      <w:pPr>
-        <w:pStyle w:val="BodyText"/>
-        <w:rPr>
-          <w:rFonts w:ascii="Prata" w:hAnsi="Prata"/>
-          <w:lang w:val="en-CA"/>
-        </w:rPr>
-      </w:pPr>
-      <w:r>
-        <w:rPr>
-          <w:rFonts w:ascii="Prata" w:hAnsi="Prata"/>
-          <w:color w:val="000000"/>
-        </w:rPr>
-        <w:t>If constitutional challenges to Ontario's Mining Act were successful, they could invalidate thousands of mining claims and force a major overhaul of provincial regulations; however, this outcome is highly improbable.</w:t>
-      </w:r>
-      <w:r>
-        <w:rPr>
-          <w:rFonts w:ascii="Prata" w:hAnsi="Prata"/>
-          <w:color w:val="000000"/>
-        </w:rPr>
-        <w:t xml:space="preserve"> </w:t>
-      </w:r>
-      <w:r>
-        <w:rPr>
-          <w:rFonts w:ascii="Prata" w:hAnsi="Prata"/>
-        </w:rPr>
-        <w:t xml:space="preserve"> </w:t>
-      </w:r>
-      <w:r>
-        <w:rPr>
-          <w:rFonts w:ascii="Prata" w:hAnsi="Prata"/>
-          <w:color w:val="000000"/>
-        </w:rPr>
-        <w:t>Recent Supreme Court of Canada decisions affirming Indigenous title and rights indicate that Indigenous communities are likely to work with law firms and pursue legal action when necessary.</w:t>
-      </w:r>
-    </w:p>
-    <w:p>
-      <w:pPr>
-        <w:pStyle w:val="BodyText"/>
-        <w:rPr>
-          <w:rFonts w:ascii="Prata" w:hAnsi="Prata"/>
-        </w:rPr>
-      </w:pPr>
-      <w:r>
-        <w:rPr>
-          <w:rFonts w:ascii="Prata" w:hAnsi="Prata"/>
-        </w:rPr>
-        <w:t>However, the economic and political pressure to develop critical minerals for the clean energy transition provides countervailing forces supporting junior mining interests. The federal and provincial governments' substantial financial commitments to critical minerals development create institutional momentum that will resist complete prohibition of mining exploration.</w:t>
-      </w:r>
-    </w:p>
-    <w:p>
-      <w:pPr>
-        <w:pStyle w:val="BodyText"/>
-        <w:rPr>
-          <w:rFonts w:ascii="Prata" w:hAnsi="Prata"/>
-        </w:rPr>
-      </w:pPr>
-      <w:r>
-        <w:rPr>
-          <w:rFonts w:ascii="Prata" w:hAnsi="Prata"/>
-        </w:rPr>
-        <w:t>The most likely outcome involves a negotiated settlement requiring meaningful Indigenous consultation and consent for new mining claims while allowing existing projects to proceed under enhanced environmental and social safeguards. This compromise would satisfy constitutional obligations while preserving investor confidence in Ontario's mining sector.</w:t>
-      </w:r>
-    </w:p>
-    <w:p>
-      <w:pPr>
-        <w:pStyle w:val="BodyText"/>
-        <w:rPr>
-          <w:rFonts w:ascii="Prata" w:hAnsi="Prata"/>
-        </w:rPr>
-      </w:pPr>
-      <w:r>
-        <w:rPr>
-          <w:rFonts w:ascii="Prata" w:hAnsi="Prata"/>
-        </w:rPr>
-        <w:t>Junior mining companies that proactively engage Indigenous communities and demonstrate genuine commitment to environmental stewardship will likely survive this transition, while those relying solely on regulatory compliance may face project termination. The industry's long-term success in Northwestern Ontario depends on developing new models of partnership that respect Indigenous sovereignty while enabling responsible resource development.</w:t>
-      </w:r>
-    </w:p>
-    <w:p>
-      <w:pPr>
-        <w:pStyle w:val="Heading1"/>
-        <w:rPr>
-          <w:rFonts w:ascii="Prata" w:hAnsi="Prata"/>
-          <w:color w:val="948A54" w:themeColor="background2" w:themeShade="80"/>
-        </w:rPr>
-      </w:pPr>
-      <w:bookmarkStart w:id="15" w:name="references"/>
-      <w:bookmarkEnd w:id="14"/>
-      <w:r>
-        <w:rPr>
-          <w:rFonts w:ascii="Prata" w:hAnsi="Prata"/>
-          <w:color w:val="948A54" w:themeColor="background2" w:themeShade="80"/>
-        </w:rPr>
-        <w:t>References</w:t>
-      </w:r>
-    </w:p>
-    <w:p>
-      <w:pPr>
-        <w:pStyle w:val="FirstParagraph"/>
-        <w:rPr>
-          <w:rFonts w:ascii="Prata" w:hAnsi="Prata"/>
-        </w:rPr>
-      </w:pPr>
-      <w:bookmarkStart w:id="16" w:name="ref-1"/>
-      <w:bookmarkEnd w:id="16"/>
+      <w:bookmarkStart w:id="15" w:name="ref-1"/>
+      <w:bookmarkEnd w:id="15"/>
       <w:r>
         <w:rPr>
           <w:rFonts w:ascii="Prata" w:hAnsi="Prata"/>
@@ -1610,8 +2158,8 @@
           <w:rFonts w:ascii="Prata" w:hAnsi="Prata"/>
         </w:rPr>
       </w:pPr>
-      <w:bookmarkStart w:id="17" w:name="ref-2"/>
-      <w:bookmarkEnd w:id="17"/>
+      <w:bookmarkStart w:id="16" w:name="ref-2"/>
+      <w:bookmarkEnd w:id="16"/>
       <w:r>
         <w:rPr>
           <w:rFonts w:ascii="Prata" w:hAnsi="Prata"/>
@@ -1657,13 +2205,12 @@
           <w:rFonts w:ascii="Prata" w:hAnsi="Prata"/>
         </w:rPr>
       </w:pPr>
-      <w:bookmarkStart w:id="18" w:name="ref-3"/>
-      <w:bookmarkEnd w:id="18"/>
-      <w:r>
-        <w:rPr>
-          <w:rFonts w:ascii="Prata" w:hAnsi="Prata"/>
-        </w:rPr>
-        <w:lastRenderedPageBreak/>
+      <w:bookmarkStart w:id="17" w:name="ref-3"/>
+      <w:bookmarkEnd w:id="17"/>
+      <w:r>
+        <w:rPr>
+          <w:rFonts w:ascii="Prata" w:hAnsi="Prata"/>
+        </w:rPr>
         <w:t xml:space="preserve">[3] Environmental Defence Canada. (2025). </w:t>
       </w:r>
       <w:r>
@@ -1698,8 +2245,8 @@
           <w:rFonts w:ascii="Prata" w:hAnsi="Prata"/>
         </w:rPr>
       </w:pPr>
-      <w:bookmarkStart w:id="19" w:name="ref-4"/>
-      <w:bookmarkEnd w:id="19"/>
+      <w:bookmarkStart w:id="18" w:name="ref-4"/>
+      <w:bookmarkEnd w:id="18"/>
       <w:r>
         <w:rPr>
           <w:rFonts w:ascii="Prata" w:hAnsi="Prata"/>
@@ -1738,8 +2285,8 @@
           <w:rFonts w:ascii="Prata" w:hAnsi="Prata"/>
         </w:rPr>
       </w:pPr>
-      <w:bookmarkStart w:id="20" w:name="ref-5"/>
-      <w:bookmarkEnd w:id="20"/>
+      <w:bookmarkStart w:id="19" w:name="ref-5"/>
+      <w:bookmarkEnd w:id="19"/>
       <w:r>
         <w:rPr>
           <w:rFonts w:ascii="Prata" w:hAnsi="Prata"/>
@@ -1778,8 +2325,8 @@
           <w:rFonts w:ascii="Prata" w:hAnsi="Prata"/>
         </w:rPr>
       </w:pPr>
-      <w:bookmarkStart w:id="21" w:name="ref-6"/>
-      <w:bookmarkEnd w:id="21"/>
+      <w:bookmarkStart w:id="20" w:name="ref-6"/>
+      <w:bookmarkEnd w:id="20"/>
       <w:r>
         <w:rPr>
           <w:rFonts w:ascii="Prata" w:hAnsi="Prata"/>
@@ -1818,12 +2365,13 @@
           <w:rFonts w:ascii="Prata" w:hAnsi="Prata"/>
         </w:rPr>
       </w:pPr>
-      <w:bookmarkStart w:id="22" w:name="ref-7"/>
-      <w:bookmarkEnd w:id="22"/>
-      <w:r>
-        <w:rPr>
-          <w:rFonts w:ascii="Prata" w:hAnsi="Prata"/>
-        </w:rPr>
+      <w:bookmarkStart w:id="21" w:name="ref-7"/>
+      <w:bookmarkEnd w:id="21"/>
+      <w:r>
+        <w:rPr>
+          <w:rFonts w:ascii="Prata" w:hAnsi="Prata"/>
+        </w:rPr>
+        <w:lastRenderedPageBreak/>
         <w:t xml:space="preserve">[7] Environmental Justice and Sustainability Clinic. (2025). </w:t>
       </w:r>
       <w:r>
@@ -1858,8 +2406,8 @@
           <w:rFonts w:ascii="Prata" w:hAnsi="Prata"/>
         </w:rPr>
       </w:pPr>
-      <w:bookmarkStart w:id="23" w:name="ref-8"/>
-      <w:bookmarkEnd w:id="23"/>
+      <w:bookmarkStart w:id="22" w:name="ref-8"/>
+      <w:bookmarkEnd w:id="22"/>
       <w:r>
         <w:rPr>
           <w:rFonts w:ascii="Prata" w:hAnsi="Prata"/>
@@ -1905,8 +2453,8 @@
           <w:rFonts w:ascii="Prata" w:hAnsi="Prata"/>
         </w:rPr>
       </w:pPr>
-      <w:bookmarkStart w:id="24" w:name="ref-9"/>
-      <w:bookmarkEnd w:id="24"/>
+      <w:bookmarkStart w:id="23" w:name="ref-9"/>
+      <w:bookmarkEnd w:id="23"/>
       <w:r>
         <w:rPr>
           <w:rFonts w:ascii="Prata" w:hAnsi="Prata"/>
@@ -1945,8 +2493,8 @@
           <w:rFonts w:ascii="Prata" w:hAnsi="Prata"/>
         </w:rPr>
       </w:pPr>
-      <w:bookmarkStart w:id="25" w:name="ref-10"/>
-      <w:bookmarkEnd w:id="25"/>
+      <w:bookmarkStart w:id="24" w:name="ref-10"/>
+      <w:bookmarkEnd w:id="24"/>
       <w:r>
         <w:rPr>
           <w:rFonts w:ascii="Prata" w:hAnsi="Prata"/>
@@ -1985,8 +2533,8 @@
           <w:rFonts w:ascii="Prata" w:hAnsi="Prata"/>
         </w:rPr>
       </w:pPr>
-      <w:bookmarkStart w:id="26" w:name="ref-11"/>
-      <w:bookmarkEnd w:id="26"/>
+      <w:bookmarkStart w:id="25" w:name="ref-11"/>
+      <w:bookmarkEnd w:id="25"/>
       <w:r>
         <w:rPr>
           <w:rFonts w:ascii="Prata" w:hAnsi="Prata"/>
@@ -2025,8 +2573,8 @@
           <w:rFonts w:ascii="Prata" w:hAnsi="Prata"/>
         </w:rPr>
       </w:pPr>
-      <w:bookmarkStart w:id="27" w:name="ref-12"/>
-      <w:bookmarkEnd w:id="27"/>
+      <w:bookmarkStart w:id="26" w:name="ref-12"/>
+      <w:bookmarkEnd w:id="26"/>
       <w:r>
         <w:rPr>
           <w:rFonts w:ascii="Prata" w:hAnsi="Prata"/>
@@ -2065,8 +2613,8 @@
           <w:rFonts w:ascii="Prata" w:hAnsi="Prata"/>
         </w:rPr>
       </w:pPr>
-      <w:bookmarkStart w:id="28" w:name="ref-13"/>
-      <w:bookmarkEnd w:id="28"/>
+      <w:bookmarkStart w:id="27" w:name="ref-13"/>
+      <w:bookmarkEnd w:id="27"/>
       <w:r>
         <w:rPr>
           <w:rFonts w:ascii="Prata" w:hAnsi="Prata"/>
@@ -2106,8 +2654,8 @@
           <w:color w:val="948A54" w:themeColor="background2" w:themeShade="80"/>
         </w:rPr>
       </w:pPr>
-      <w:bookmarkStart w:id="29" w:name="ref-14"/>
-      <w:bookmarkEnd w:id="29"/>
+      <w:bookmarkStart w:id="28" w:name="ref-14"/>
+      <w:bookmarkEnd w:id="28"/>
       <w:r>
         <w:rPr>
           <w:rFonts w:ascii="Prata" w:hAnsi="Prata"/>
@@ -2146,13 +2694,12 @@
           <w:rFonts w:ascii="Prata" w:hAnsi="Prata"/>
         </w:rPr>
       </w:pPr>
-      <w:bookmarkStart w:id="30" w:name="ref-15"/>
-      <w:bookmarkEnd w:id="30"/>
-      <w:r>
-        <w:rPr>
-          <w:rFonts w:ascii="Prata" w:hAnsi="Prata"/>
-        </w:rPr>
-        <w:lastRenderedPageBreak/>
+      <w:bookmarkStart w:id="29" w:name="ref-15"/>
+      <w:bookmarkEnd w:id="29"/>
+      <w:r>
+        <w:rPr>
+          <w:rFonts w:ascii="Prata" w:hAnsi="Prata"/>
+        </w:rPr>
         <w:t xml:space="preserve">[15] The IJF. (2025). </w:t>
       </w:r>
       <w:r>
@@ -2187,8 +2734,8 @@
           <w:rFonts w:ascii="Prata" w:hAnsi="Prata"/>
         </w:rPr>
       </w:pPr>
-      <w:bookmarkStart w:id="31" w:name="ref-16"/>
-      <w:bookmarkEnd w:id="31"/>
+      <w:bookmarkStart w:id="30" w:name="ref-16"/>
+      <w:bookmarkEnd w:id="30"/>
       <w:r>
         <w:rPr>
           <w:rFonts w:ascii="Prata" w:hAnsi="Prata"/>
@@ -2227,12 +2774,13 @@
           <w:rFonts w:ascii="Prata" w:hAnsi="Prata"/>
         </w:rPr>
       </w:pPr>
-      <w:bookmarkStart w:id="32" w:name="ref-17"/>
-      <w:bookmarkEnd w:id="32"/>
-      <w:r>
-        <w:rPr>
-          <w:rFonts w:ascii="Prata" w:hAnsi="Prata"/>
-        </w:rPr>
+      <w:bookmarkStart w:id="31" w:name="ref-17"/>
+      <w:bookmarkEnd w:id="31"/>
+      <w:r>
+        <w:rPr>
+          <w:rFonts w:ascii="Prata" w:hAnsi="Prata"/>
+        </w:rPr>
+        <w:lastRenderedPageBreak/>
         <w:t xml:space="preserve">[17] West Coast Environmental Law. (2014). </w:t>
       </w:r>
       <w:r>
@@ -2267,8 +2815,8 @@
           <w:rFonts w:ascii="Prata" w:hAnsi="Prata"/>
         </w:rPr>
       </w:pPr>
-      <w:bookmarkStart w:id="33" w:name="ref-18"/>
-      <w:bookmarkEnd w:id="33"/>
+      <w:bookmarkStart w:id="32" w:name="ref-18"/>
+      <w:bookmarkEnd w:id="32"/>
       <w:r>
         <w:rPr>
           <w:rFonts w:ascii="Prata" w:hAnsi="Prata"/>
@@ -2294,6 +2842,7 @@
           <w:rPr>
             <w:rStyle w:val="Hyperlink"/>
             <w:rFonts w:ascii="Prata" w:hAnsi="Prata"/>
+            <w:color w:val="948A54" w:themeColor="background2" w:themeShade="80"/>
           </w:rPr>
           <w:t>https://helm.news/2025-11-16/ontarios-ring-fire-mining-boom-faces-pushback-over-indigenous-consent .html</w:t>
         </w:r>
@@ -2307,8 +2856,8 @@
           <w:color w:val="948A54" w:themeColor="background2" w:themeShade="80"/>
         </w:rPr>
       </w:pPr>
-      <w:bookmarkStart w:id="34" w:name="ref-19"/>
-      <w:bookmarkEnd w:id="34"/>
+      <w:bookmarkStart w:id="33" w:name="ref-19"/>
+      <w:bookmarkEnd w:id="33"/>
       <w:r>
         <w:rPr>
           <w:rFonts w:ascii="Prata" w:hAnsi="Prata"/>
@@ -2321,64 +2870,127 @@
           <w:i/>
           <w:iCs/>
         </w:rPr>
-        <w:t xml:space="preserve">Ontario First Nation prepared to block </w:t>
-      </w:r>
-      <w:proofErr w:type="gramStart"/>
+        <w:t>Ontario First Nation prepared to block highway to stop mining near drinking water source</w:t>
+      </w:r>
+      <w:r>
+        <w:rPr>
+          <w:rFonts w:ascii="Prata" w:hAnsi="Prata"/>
+        </w:rPr>
+        <w:t>.</w:t>
+      </w:r>
+      <w:r>
+        <w:rPr>
+          <w:rFonts w:ascii="Prata" w:hAnsi="Prata"/>
+          <w:color w:val="948A54" w:themeColor="background2" w:themeShade="80"/>
+        </w:rPr>
+        <w:t xml:space="preserve"> </w:t>
+      </w:r>
+      <w:hyperlink r:id="rId28">
+        <w:r>
+          <w:rPr>
+            <w:rStyle w:val="Hyperlink"/>
+            <w:rFonts w:ascii="Prata" w:hAnsi="Prata"/>
+            <w:color w:val="948A54" w:themeColor="background2" w:themeShade="80"/>
+          </w:rPr>
+          <w:t>https://nationtalk.ca/story/ontario-first-nation-prepared-to-block-highway-to-stop-mining-near-drinking-water-source-the-narwhal</w:t>
+        </w:r>
+      </w:hyperlink>
+    </w:p>
+    <w:p>
+      <w:pPr>
+        <w:pStyle w:val="BodyText"/>
+        <w:rPr>
+          <w:rFonts w:ascii="Prata" w:hAnsi="Prata"/>
+        </w:rPr>
+      </w:pPr>
+      <w:bookmarkStart w:id="34" w:name="ref-20"/>
+      <w:bookmarkEnd w:id="34"/>
+      <w:r>
+        <w:rPr>
+          <w:rFonts w:ascii="Prata" w:hAnsi="Prata"/>
+        </w:rPr>
+        <w:t xml:space="preserve">[20] Ontario Government. (2025). </w:t>
+      </w:r>
       <w:r>
         <w:rPr>
           <w:rFonts w:ascii="Prata" w:hAnsi="Prata"/>
           <w:i/>
           <w:iCs/>
         </w:rPr>
-        <w:t>highway</w:t>
-      </w:r>
-      <w:proofErr w:type="gramEnd"/>
+        <w:t>Consultation framework: implementing the duty to consult with Aboriginal communities</w:t>
+      </w:r>
+      <w:r>
+        <w:rPr>
+          <w:rFonts w:ascii="Prata" w:hAnsi="Prata"/>
+        </w:rPr>
+        <w:t xml:space="preserve">. </w:t>
+      </w:r>
+      <w:hyperlink r:id="rId29">
+        <w:r>
+          <w:rPr>
+            <w:rStyle w:val="Hyperlink"/>
+            <w:rFonts w:ascii="Prata" w:hAnsi="Prata"/>
+            <w:color w:val="948A54" w:themeColor="background2" w:themeShade="80"/>
+          </w:rPr>
+          <w:t>https://www.ontario.ca/page/consultation-framework-implementing-duty-consult-aboriginal-communities-mineral-exploration</w:t>
+        </w:r>
+      </w:hyperlink>
+    </w:p>
+    <w:p>
+      <w:pPr>
+        <w:pStyle w:val="BodyText"/>
+        <w:rPr>
+          <w:rFonts w:ascii="Prata" w:hAnsi="Prata"/>
+        </w:rPr>
+      </w:pPr>
+      <w:bookmarkStart w:id="35" w:name="ref-21"/>
+      <w:bookmarkEnd w:id="35"/>
+      <w:r>
+        <w:rPr>
+          <w:rFonts w:ascii="Prata" w:hAnsi="Prata"/>
+        </w:rPr>
+        <w:t xml:space="preserve">[21] Ontario Newsroom. (2025). </w:t>
+      </w:r>
       <w:r>
         <w:rPr>
           <w:rFonts w:ascii="Prata" w:hAnsi="Prata"/>
           <w:i/>
           <w:iCs/>
         </w:rPr>
-        <w:t xml:space="preserve"> to stop mining near drinking water source</w:t>
-      </w:r>
-      <w:r>
-        <w:rPr>
-          <w:rFonts w:ascii="Prata" w:hAnsi="Prata"/>
-        </w:rPr>
-        <w:t>.</w:t>
-      </w:r>
-      <w:r>
-        <w:rPr>
-          <w:rFonts w:ascii="Prata" w:hAnsi="Prata"/>
-          <w:color w:val="948A54" w:themeColor="background2" w:themeShade="80"/>
-        </w:rPr>
-        <w:t xml:space="preserve"> </w:t>
-      </w:r>
-      <w:hyperlink r:id="rId28">
+        <w:t>Province Investing $3.1 Billion to Support Indigenous Partnership in Critical Mineral Development</w:t>
+      </w:r>
+      <w:r>
+        <w:rPr>
+          <w:rFonts w:ascii="Prata" w:hAnsi="Prata"/>
+        </w:rPr>
+        <w:t xml:space="preserve">. </w:t>
+      </w:r>
+      <w:hyperlink r:id="rId30">
         <w:r>
           <w:rPr>
             <w:rStyle w:val="Hyperlink"/>
             <w:rFonts w:ascii="Prata" w:hAnsi="Prata"/>
             <w:color w:val="948A54" w:themeColor="background2" w:themeShade="80"/>
           </w:rPr>
-          <w:t>https://nationtalk.ca/story/ontario-first-nation-prepared-to-block-highway-to-stop-mining-near-drinking-water-source-the-narwhal</w:t>
-        </w:r>
-      </w:hyperlink>
-    </w:p>
-    <w:p>
-      <w:pPr>
-        <w:pStyle w:val="BodyText"/>
-        <w:rPr>
-          <w:rFonts w:ascii="Prata" w:hAnsi="Prata"/>
-        </w:rPr>
-      </w:pPr>
-      <w:bookmarkStart w:id="35" w:name="ref-20"/>
-      <w:bookmarkEnd w:id="35"/>
-      <w:r>
-        <w:rPr>
-          <w:rFonts w:ascii="Prata" w:hAnsi="Prata"/>
-        </w:rPr>
-        <w:t xml:space="preserve">[20] Ontario Government. (2025). </w:t>
+          <w:t>https://news.ontario.ca/en/release/1005924/province-investing-31-billion-to-support-indigenous-partnership-in-critical-mineral-development</w:t>
+        </w:r>
+      </w:hyperlink>
+    </w:p>
+    <w:p>
+      <w:pPr>
+        <w:pStyle w:val="BodyText"/>
+        <w:rPr>
+          <w:rFonts w:ascii="Prata" w:hAnsi="Prata"/>
+          <w:color w:val="948A54" w:themeColor="background2" w:themeShade="80"/>
+        </w:rPr>
+      </w:pPr>
+      <w:bookmarkStart w:id="36" w:name="ref-22"/>
+      <w:bookmarkEnd w:id="36"/>
+      <w:r>
+        <w:rPr>
+          <w:rFonts w:ascii="Prata" w:hAnsi="Prata"/>
+        </w:rPr>
+        <w:t xml:space="preserve">[22] LCN. (2025). </w:t>
       </w:r>
       <w:r>
         <w:rPr>
@@ -2386,7 +2998,7 @@
           <w:i/>
           <w:iCs/>
         </w:rPr>
-        <w:t>Consultation framework: implementing the duty to consult with Aboriginal communities</w:t>
+        <w:t>Ontario Mining Bill Faces First Nations Protest, Blockade Threats</w:t>
       </w:r>
       <w:r>
         <w:rPr>
@@ -2394,31 +3006,31 @@
         </w:rPr>
         <w:t xml:space="preserve">. </w:t>
       </w:r>
-      <w:hyperlink r:id="rId29">
+      <w:hyperlink r:id="rId31">
         <w:r>
           <w:rPr>
             <w:rStyle w:val="Hyperlink"/>
             <w:rFonts w:ascii="Prata" w:hAnsi="Prata"/>
             <w:color w:val="948A54" w:themeColor="background2" w:themeShade="80"/>
           </w:rPr>
-          <w:t>https://www.ontario.ca/page/consultation-framework-implementing-duty-consult-aboriginal-communities-mineral-exploration</w:t>
-        </w:r>
-      </w:hyperlink>
-    </w:p>
-    <w:p>
-      <w:pPr>
-        <w:pStyle w:val="BodyText"/>
-        <w:rPr>
-          <w:rFonts w:ascii="Prata" w:hAnsi="Prata"/>
-        </w:rPr>
-      </w:pPr>
-      <w:bookmarkStart w:id="36" w:name="ref-21"/>
-      <w:bookmarkEnd w:id="36"/>
-      <w:r>
-        <w:rPr>
-          <w:rFonts w:ascii="Prata" w:hAnsi="Prata"/>
-        </w:rPr>
-        <w:t xml:space="preserve">[21] Ontario Newsroom. (2025). </w:t>
+          <w:t>https://lcn.today/ontario-mining-bill-first-nations-protest/</w:t>
+        </w:r>
+      </w:hyperlink>
+    </w:p>
+    <w:p>
+      <w:pPr>
+        <w:pStyle w:val="BodyText"/>
+        <w:rPr>
+          <w:rFonts w:ascii="Prata" w:hAnsi="Prata"/>
+        </w:rPr>
+      </w:pPr>
+      <w:bookmarkStart w:id="37" w:name="ref-23"/>
+      <w:bookmarkEnd w:id="37"/>
+      <w:r>
+        <w:rPr>
+          <w:rFonts w:ascii="Prata" w:hAnsi="Prata"/>
+        </w:rPr>
+        <w:t xml:space="preserve">[23] Government of Canada. (2025). </w:t>
       </w:r>
       <w:r>
         <w:rPr>
@@ -2426,7 +3038,7 @@
           <w:i/>
           <w:iCs/>
         </w:rPr>
-        <w:t>Province Investing $3.1 Billion to Support Indigenous Partnership in Critical Mineral Development</w:t>
+        <w:t>Canadian Critical Minerals Strategy: A whole-of-government approach</w:t>
       </w:r>
       <w:r>
         <w:rPr>
@@ -2434,32 +3046,31 @@
         </w:rPr>
         <w:t xml:space="preserve">. </w:t>
       </w:r>
-      <w:hyperlink r:id="rId30">
+      <w:hyperlink r:id="rId32">
         <w:r>
           <w:rPr>
             <w:rStyle w:val="Hyperlink"/>
             <w:rFonts w:ascii="Prata" w:hAnsi="Prata"/>
             <w:color w:val="948A54" w:themeColor="background2" w:themeShade="80"/>
           </w:rPr>
-          <w:t>https://news.ontario.ca/en/release/1005924/province-investing-31-billion-to-support-indigenous-partnership-in-critical-mineral-development</w:t>
-        </w:r>
-      </w:hyperlink>
-    </w:p>
-    <w:p>
-      <w:pPr>
-        <w:pStyle w:val="BodyText"/>
-        <w:rPr>
-          <w:rFonts w:ascii="Prata" w:hAnsi="Prata"/>
-          <w:color w:val="948A54" w:themeColor="background2" w:themeShade="80"/>
-        </w:rPr>
-      </w:pPr>
-      <w:bookmarkStart w:id="37" w:name="ref-22"/>
-      <w:bookmarkEnd w:id="37"/>
-      <w:r>
-        <w:rPr>
-          <w:rFonts w:ascii="Prata" w:hAnsi="Prata"/>
-        </w:rPr>
-        <w:t xml:space="preserve">[22] LCN. (2025). </w:t>
+          <w:t>https://publications.gc.ca/collections/collection_2025/rncan-nrcan/M34-89-2025-eng.pdf</w:t>
+        </w:r>
+      </w:hyperlink>
+    </w:p>
+    <w:p>
+      <w:pPr>
+        <w:pStyle w:val="BodyText"/>
+        <w:rPr>
+          <w:rFonts w:ascii="Prata" w:hAnsi="Prata"/>
+        </w:rPr>
+      </w:pPr>
+      <w:bookmarkStart w:id="38" w:name="ref-24"/>
+      <w:bookmarkEnd w:id="38"/>
+      <w:r>
+        <w:rPr>
+          <w:rFonts w:ascii="Prata" w:hAnsi="Prata"/>
+        </w:rPr>
+        <w:t xml:space="preserve">[24] Canada's National Observer. (2025). </w:t>
       </w:r>
       <w:r>
         <w:rPr>
@@ -2467,7 +3078,7 @@
           <w:i/>
           <w:iCs/>
         </w:rPr>
-        <w:t>Ontario Mining Bill Faces First Nations Protest, Blockade Threats</w:t>
+        <w:t>Feds sign deal with First Nations for Ontario's Ring of Fire mining-related assessments</w:t>
       </w:r>
       <w:r>
         <w:rPr>
@@ -2475,31 +3086,31 @@
         </w:rPr>
         <w:t xml:space="preserve">. </w:t>
       </w:r>
-      <w:hyperlink r:id="rId31">
+      <w:hyperlink r:id="rId33">
         <w:r>
           <w:rPr>
             <w:rStyle w:val="Hyperlink"/>
             <w:rFonts w:ascii="Prata" w:hAnsi="Prata"/>
             <w:color w:val="948A54" w:themeColor="background2" w:themeShade="80"/>
           </w:rPr>
-          <w:t>https://lcn.today/ontario-mining-bill-first-nations-protest/</w:t>
-        </w:r>
-      </w:hyperlink>
-    </w:p>
-    <w:p>
-      <w:pPr>
-        <w:pStyle w:val="BodyText"/>
-        <w:rPr>
-          <w:rFonts w:ascii="Prata" w:hAnsi="Prata"/>
-        </w:rPr>
-      </w:pPr>
-      <w:bookmarkStart w:id="38" w:name="ref-23"/>
-      <w:bookmarkEnd w:id="38"/>
-      <w:r>
-        <w:rPr>
-          <w:rFonts w:ascii="Prata" w:hAnsi="Prata"/>
-        </w:rPr>
-        <w:t xml:space="preserve">[23] Government of Canada. (2025). </w:t>
+          <w:t>https://www.nationalobserver.com/2025/01/20/news/regional-assessment-ring-fire-feds-first-nations-mining-Ontario</w:t>
+        </w:r>
+      </w:hyperlink>
+    </w:p>
+    <w:p>
+      <w:pPr>
+        <w:pStyle w:val="BodyText"/>
+        <w:rPr>
+          <w:rFonts w:ascii="Prata" w:hAnsi="Prata"/>
+        </w:rPr>
+      </w:pPr>
+      <w:bookmarkStart w:id="39" w:name="ref-25"/>
+      <w:bookmarkEnd w:id="39"/>
+      <w:r>
+        <w:rPr>
+          <w:rFonts w:ascii="Prata" w:hAnsi="Prata"/>
+        </w:rPr>
+        <w:t xml:space="preserve">[25] Indigenous Watchdog. (2025). </w:t>
       </w:r>
       <w:r>
         <w:rPr>
@@ -2507,7 +3118,7 @@
           <w:i/>
           <w:iCs/>
         </w:rPr>
-        <w:t>Canadian Critical Minerals Strategy: A whole-of-government approach</w:t>
+        <w:t>Life on the frontlines of Ontario's critical mineral boom</w:t>
       </w:r>
       <w:r>
         <w:rPr>
@@ -2515,31 +3126,31 @@
         </w:rPr>
         <w:t xml:space="preserve">. </w:t>
       </w:r>
-      <w:hyperlink r:id="rId32">
+      <w:hyperlink r:id="rId34">
         <w:r>
           <w:rPr>
             <w:rStyle w:val="Hyperlink"/>
             <w:rFonts w:ascii="Prata" w:hAnsi="Prata"/>
             <w:color w:val="948A54" w:themeColor="background2" w:themeShade="80"/>
           </w:rPr>
-          <w:t>https://publications.gc.ca/collections/collection_2025/rncan-nrcan/M34-89-2025-eng.pdf</w:t>
-        </w:r>
-      </w:hyperlink>
-    </w:p>
-    <w:p>
-      <w:pPr>
-        <w:pStyle w:val="BodyText"/>
-        <w:rPr>
-          <w:rFonts w:ascii="Prata" w:hAnsi="Prata"/>
-        </w:rPr>
-      </w:pPr>
-      <w:bookmarkStart w:id="39" w:name="ref-24"/>
-      <w:bookmarkEnd w:id="39"/>
-      <w:r>
-        <w:rPr>
-          <w:rFonts w:ascii="Prata" w:hAnsi="Prata"/>
-        </w:rPr>
-        <w:t xml:space="preserve">[24] Canada's National Observer. (2025). </w:t>
+          <w:t>https://www.indigenouswatchdog.org/update/life-on-the-frontlines-of-ontarios-critical-mineral-boom/</w:t>
+        </w:r>
+      </w:hyperlink>
+    </w:p>
+    <w:p>
+      <w:pPr>
+        <w:pStyle w:val="BodyText"/>
+        <w:rPr>
+          <w:rFonts w:ascii="Prata" w:hAnsi="Prata"/>
+        </w:rPr>
+      </w:pPr>
+      <w:bookmarkStart w:id="40" w:name="ref-26"/>
+      <w:bookmarkEnd w:id="40"/>
+      <w:r>
+        <w:rPr>
+          <w:rFonts w:ascii="Prata" w:hAnsi="Prata"/>
+        </w:rPr>
+        <w:t xml:space="preserve">[26] Ontario Mining Association. (2025). </w:t>
       </w:r>
       <w:r>
         <w:rPr>
@@ -2547,7 +3158,7 @@
           <w:i/>
           <w:iCs/>
         </w:rPr>
-        <w:t>Feds sign deal with First Nations for Ontario's Ring of Fire mining-related assessments</w:t>
+        <w:t>Critical Mineral Analysis Report</w:t>
       </w:r>
       <w:r>
         <w:rPr>
@@ -2555,31 +3166,32 @@
         </w:rPr>
         <w:t xml:space="preserve">. </w:t>
       </w:r>
-      <w:hyperlink r:id="rId33">
+      <w:hyperlink r:id="rId35">
         <w:r>
           <w:rPr>
             <w:rStyle w:val="Hyperlink"/>
             <w:rFonts w:ascii="Prata" w:hAnsi="Prata"/>
             <w:color w:val="948A54" w:themeColor="background2" w:themeShade="80"/>
           </w:rPr>
-          <w:t>https://www.nationalobserver.com/2025/01/20/news/regional-assessment-ring-fire-feds-first-nations-mining-Ontario</w:t>
-        </w:r>
-      </w:hyperlink>
-    </w:p>
-    <w:p>
-      <w:pPr>
-        <w:pStyle w:val="BodyText"/>
-        <w:rPr>
-          <w:rFonts w:ascii="Prata" w:hAnsi="Prata"/>
-        </w:rPr>
-      </w:pPr>
-      <w:bookmarkStart w:id="40" w:name="ref-25"/>
-      <w:bookmarkEnd w:id="40"/>
-      <w:r>
-        <w:rPr>
-          <w:rFonts w:ascii="Prata" w:hAnsi="Prata"/>
-        </w:rPr>
-        <w:t xml:space="preserve">[25] Indigenous Watchdog. (2025). </w:t>
+          <w:t>https://oma-018-ca.govstack.com/</w:t>
+        </w:r>
+      </w:hyperlink>
+    </w:p>
+    <w:p>
+      <w:pPr>
+        <w:pStyle w:val="BodyText"/>
+        <w:rPr>
+          <w:rFonts w:ascii="Prata" w:hAnsi="Prata"/>
+        </w:rPr>
+      </w:pPr>
+      <w:bookmarkStart w:id="41" w:name="ref-27"/>
+      <w:bookmarkEnd w:id="41"/>
+      <w:r>
+        <w:rPr>
+          <w:rFonts w:ascii="Prata" w:hAnsi="Prata"/>
+        </w:rPr>
+        <w:lastRenderedPageBreak/>
+        <w:t xml:space="preserve">[27] Environmental Defence Canada. (2025). </w:t>
       </w:r>
       <w:r>
         <w:rPr>
@@ -2587,107 +3199,33 @@
           <w:i/>
           <w:iCs/>
         </w:rPr>
-        <w:t>Life on the frontlines of Ontario's critical mineral boom</w:t>
-      </w:r>
-      <w:r>
-        <w:rPr>
-          <w:rFonts w:ascii="Prata" w:hAnsi="Prata"/>
-        </w:rPr>
-        <w:t xml:space="preserve">. </w:t>
-      </w:r>
-      <w:hyperlink r:id="rId34">
+        <w:t>Ring of Fire Mining Claims Analysis</w:t>
+      </w:r>
+      <w:r>
+        <w:rPr>
+          <w:rFonts w:ascii="Prata" w:hAnsi="Prata"/>
+        </w:rPr>
+        <w:t xml:space="preserve">. Green Humans. </w:t>
+      </w:r>
+      <w:hyperlink r:id="rId36">
         <w:r>
           <w:rPr>
             <w:rStyle w:val="Hyperlink"/>
             <w:rFonts w:ascii="Prata" w:hAnsi="Prata"/>
             <w:color w:val="948A54" w:themeColor="background2" w:themeShade="80"/>
           </w:rPr>
-          <w:t>https://www.indigenouswatchdog.org/update/life-on-the-frontlines-of-ontarios-critical-mineral-boom/</w:t>
-        </w:r>
-      </w:hyperlink>
-    </w:p>
-    <w:p>
-      <w:pPr>
-        <w:pStyle w:val="BodyText"/>
-        <w:rPr>
-          <w:rFonts w:ascii="Prata" w:hAnsi="Prata"/>
-        </w:rPr>
-      </w:pPr>
-      <w:bookmarkStart w:id="41" w:name="ref-26"/>
-      <w:bookmarkEnd w:id="41"/>
-      <w:r>
-        <w:rPr>
-          <w:rFonts w:ascii="Prata" w:hAnsi="Prata"/>
-        </w:rPr>
-        <w:t xml:space="preserve">[26] Ontario Mining Association. (2025). </w:t>
-      </w:r>
-      <w:r>
-        <w:rPr>
-          <w:rFonts w:ascii="Prata" w:hAnsi="Prata"/>
-          <w:i/>
-          <w:iCs/>
-        </w:rPr>
-        <w:t>Critical Mineral Analysis Report</w:t>
-      </w:r>
-      <w:r>
-        <w:rPr>
-          <w:rFonts w:ascii="Prata" w:hAnsi="Prata"/>
-        </w:rPr>
-        <w:t xml:space="preserve">. </w:t>
-      </w:r>
-      <w:hyperlink r:id="rId35">
-        <w:r>
-          <w:rPr>
-            <w:rStyle w:val="Hyperlink"/>
-            <w:rFonts w:ascii="Prata" w:hAnsi="Prata"/>
-            <w:color w:val="948A54" w:themeColor="background2" w:themeShade="80"/>
-          </w:rPr>
-          <w:t>https://oma-018-ca.govstack.com/</w:t>
-        </w:r>
-      </w:hyperlink>
-    </w:p>
-    <w:p>
-      <w:pPr>
-        <w:pStyle w:val="BodyText"/>
-        <w:rPr>
-          <w:rFonts w:ascii="Prata" w:hAnsi="Prata"/>
-        </w:rPr>
-      </w:pPr>
-      <w:bookmarkStart w:id="42" w:name="ref-27"/>
-      <w:bookmarkEnd w:id="42"/>
-      <w:r>
-        <w:rPr>
-          <w:rFonts w:ascii="Prata" w:hAnsi="Prata"/>
-        </w:rPr>
-        <w:t xml:space="preserve">[27] Environmental Defence Canada. (2025). </w:t>
-      </w:r>
-      <w:r>
-        <w:rPr>
-          <w:rFonts w:ascii="Prata" w:hAnsi="Prata"/>
-          <w:i/>
-          <w:iCs/>
-        </w:rPr>
-        <w:t>Ring of Fire Mining Claims Analysis</w:t>
-      </w:r>
-      <w:r>
-        <w:rPr>
-          <w:rFonts w:ascii="Prata" w:hAnsi="Prata"/>
-        </w:rPr>
-        <w:t xml:space="preserve">. Green Humans. </w:t>
-      </w:r>
-      <w:hyperlink r:id="rId36">
-        <w:r>
-          <w:rPr>
-            <w:rStyle w:val="Hyperlink"/>
-            <w:rFonts w:ascii="Prata" w:hAnsi="Prata"/>
-            <w:color w:val="948A54" w:themeColor="background2" w:themeShade="80"/>
-          </w:rPr>
           <w:t>https://greenhumans.net/mining-rush-escalates-in-ontarios-ring-of-fire-with-66-surge-in-claims-sparking-environmental-concerns/</w:t>
         </w:r>
       </w:hyperlink>
-      <w:bookmarkEnd w:id="15"/>
+      <w:bookmarkEnd w:id="14"/>
     </w:p>
     <w:sectPr>
+      <w:headerReference w:type="even" r:id="rId37"/>
+      <w:headerReference w:type="default" r:id="rId38"/>
+      <w:footerReference w:type="even" r:id="rId39"/>
+      <w:footerReference w:type="default" r:id="rId40"/>
+      <w:headerReference w:type="first" r:id="rId41"/>
+      <w:footerReference w:type="first" r:id="rId42"/>
       <w:pgSz w:w="12240" w:h="15840"/>
       <w:pgMar w:top="1440" w:right="1440" w:bottom="1440" w:left="1440" w:header="720" w:footer="720" w:gutter="0"/>
       <w:cols w:space="720"/>
@@ -2721,6 +3259,79 @@
 </w:endnotes>
 </file>
 
+<file path=word/footer1.xml><?xml version="1.0" encoding="utf-8"?>
+<w:ftr xmlns:wpc="http://schemas.microsoft.com/office/word/2010/wordprocessingCanvas" xmlns:cx="http://schemas.microsoft.com/office/drawing/2014/chartex" xmlns:cx1="http://schemas.microsoft.com/office/drawing/2015/9/8/chartex" xmlns:cx2="http://schemas.microsoft.com/office/drawing/2015/10/21/chartex" xmlns:cx3="http://schemas.microsoft.com/office/drawing/2016/5/9/chartex" xmlns:cx4="http://schemas.microsoft.com/office/drawing/2016/5/10/chartex" xmlns:cx5="http://schemas.microsoft.com/office/drawing/2016/5/11/chartex" xmlns:cx6="http://schemas.microsoft.com/office/drawing/2016/5/12/chartex" xmlns:cx7="http://schemas.microsoft.com/office/drawing/2016/5/13/chartex" xmlns:cx8="http://schemas.microsoft.com/office/drawing/2016/5/14/chartex" xmlns:mc="http://schemas.openxmlformats.org/markup-compatibility/2006" xmlns:aink="http://schemas.microsoft.com/office/drawing/2016/ink" xmlns:am3d="http://schemas.microsoft.com/office/drawing/2017/model3d" xmlns:o="urn:schemas-microsoft-com:office:office" xmlns:oel="http://schemas.microsoft.com/office/2019/extlst" xmlns:r="http://schemas.openxmlformats.org/officeDocument/2006/relationships" xmlns:m="http://schemas.openxmlformats.org/officeDocument/2006/math" xmlns:v="urn:schemas-microsoft-com:vml" xmlns:wp14="http://schemas.microsoft.com/office/word/2010/wordprocessingDrawing" xmlns:wp="http://schemas.openxmlformats.org/drawingml/2006/wordprocessingDrawing" xmlns:w10="urn:schemas-microsoft-com:office:word" xmlns:w="http://schemas.openxmlformats.org/wordprocessingml/2006/main" xmlns:w14="http://schemas.microsoft.com/office/word/2010/wordml" xmlns:w15="http://schemas.microsoft.com/office/word/2012/wordml" xmlns:w16cex="http://schemas.microsoft.com/office/word/2018/wordml/cex" xmlns:w16cid="http://schemas.microsoft.com/office/word/2016/wordml/cid" xmlns:w16="http://schemas.microsoft.com/office/word/2018/wordml" xmlns:w16du="http://schemas.microsoft.com/office/word/2023/wordml/word16du" xmlns:w16sdtdh="http://schemas.microsoft.com/office/word/2020/wordml/sdtdatahash" xmlns:w16sdtfl="http://schemas.microsoft.com/office/word/2024/wordml/sdtformatlock" xmlns:w16se="http://schemas.microsoft.com/office/word/2015/wordml/symex" xmlns:wpg="http://schemas.microsoft.com/office/word/2010/wordprocessingGroup" xmlns:wpi="http://schemas.microsoft.com/office/word/2010/wordprocessingInk" xmlns:wne="http://schemas.microsoft.com/office/word/2006/wordml" xmlns:wps="http://schemas.microsoft.com/office/word/2010/wordprocessingShape" mc:Ignorable="w14 w15 w16se w16cid w16 w16cex w16sdtdh w16sdtfl w16du wp14">
+  <w:p>
+    <w:pPr>
+      <w:pStyle w:val="Footer"/>
+    </w:pPr>
+  </w:p>
+</w:ftr>
+</file>
+
+<file path=word/footer2.xml><?xml version="1.0" encoding="utf-8"?>
+<w:ftr xmlns:wpc="http://schemas.microsoft.com/office/word/2010/wordprocessingCanvas" xmlns:cx="http://schemas.microsoft.com/office/drawing/2014/chartex" xmlns:cx1="http://schemas.microsoft.com/office/drawing/2015/9/8/chartex" xmlns:cx2="http://schemas.microsoft.com/office/drawing/2015/10/21/chartex" xmlns:cx3="http://schemas.microsoft.com/office/drawing/2016/5/9/chartex" xmlns:cx4="http://schemas.microsoft.com/office/drawing/2016/5/10/chartex" xmlns:cx5="http://schemas.microsoft.com/office/drawing/2016/5/11/chartex" xmlns:cx6="http://schemas.microsoft.com/office/drawing/2016/5/12/chartex" xmlns:cx7="http://schemas.microsoft.com/office/drawing/2016/5/13/chartex" xmlns:cx8="http://schemas.microsoft.com/office/drawing/2016/5/14/chartex" xmlns:mc="http://schemas.openxmlformats.org/markup-compatibility/2006" xmlns:aink="http://schemas.microsoft.com/office/drawing/2016/ink" xmlns:am3d="http://schemas.microsoft.com/office/drawing/2017/model3d" xmlns:o="urn:schemas-microsoft-com:office:office" xmlns:oel="http://schemas.microsoft.com/office/2019/extlst" xmlns:r="http://schemas.openxmlformats.org/officeDocument/2006/relationships" xmlns:m="http://schemas.openxmlformats.org/officeDocument/2006/math" xmlns:v="urn:schemas-microsoft-com:vml" xmlns:wp14="http://schemas.microsoft.com/office/word/2010/wordprocessingDrawing" xmlns:wp="http://schemas.openxmlformats.org/drawingml/2006/wordprocessingDrawing" xmlns:w10="urn:schemas-microsoft-com:office:word" xmlns:w="http://schemas.openxmlformats.org/wordprocessingml/2006/main" xmlns:w14="http://schemas.microsoft.com/office/word/2010/wordml" xmlns:w15="http://schemas.microsoft.com/office/word/2012/wordml" xmlns:w16cex="http://schemas.microsoft.com/office/word/2018/wordml/cex" xmlns:w16cid="http://schemas.microsoft.com/office/word/2016/wordml/cid" xmlns:w16="http://schemas.microsoft.com/office/word/2018/wordml" xmlns:w16du="http://schemas.microsoft.com/office/word/2023/wordml/word16du" xmlns:w16sdtdh="http://schemas.microsoft.com/office/word/2020/wordml/sdtdatahash" xmlns:w16sdtfl="http://schemas.microsoft.com/office/word/2024/wordml/sdtformatlock" xmlns:w16se="http://schemas.microsoft.com/office/word/2015/wordml/symex" xmlns:wpg="http://schemas.microsoft.com/office/word/2010/wordprocessingGroup" xmlns:wpi="http://schemas.microsoft.com/office/word/2010/wordprocessingInk" xmlns:wne="http://schemas.microsoft.com/office/word/2006/wordml" xmlns:wps="http://schemas.microsoft.com/office/word/2010/wordprocessingShape" mc:Ignorable="w14 w15 w16se w16cid w16 w16cex w16sdtdh w16sdtfl w16du wp14">
+  <w:sdt>
+    <w:sdtPr>
+      <w:id w:val="1541467669"/>
+      <w:docPartObj>
+        <w:docPartGallery w:val="Page Numbers (Bottom of Page)"/>
+        <w:docPartUnique/>
+      </w:docPartObj>
+    </w:sdtPr>
+    <w:sdtEndPr>
+      <w:rPr>
+        <w:noProof/>
+      </w:rPr>
+    </w:sdtEndPr>
+    <w:sdtContent>
+      <w:p>
+        <w:pPr>
+          <w:pStyle w:val="Footer"/>
+          <w:jc w:val="center"/>
+        </w:pPr>
+        <w:r>
+          <w:fldChar w:fldCharType="begin"/>
+        </w:r>
+        <w:r>
+          <w:instrText xml:space="preserve"> PAGE   \* MERGEFORMAT </w:instrText>
+        </w:r>
+        <w:r>
+          <w:fldChar w:fldCharType="separate"/>
+        </w:r>
+        <w:r>
+          <w:rPr>
+            <w:noProof/>
+          </w:rPr>
+          <w:t>2</w:t>
+        </w:r>
+        <w:r>
+          <w:rPr>
+            <w:noProof/>
+          </w:rPr>
+          <w:fldChar w:fldCharType="end"/>
+        </w:r>
+      </w:p>
+    </w:sdtContent>
+  </w:sdt>
+  <w:p>
+    <w:pPr>
+      <w:pStyle w:val="Footer"/>
+    </w:pPr>
+  </w:p>
+</w:ftr>
+</file>
+
+<file path=word/footer3.xml><?xml version="1.0" encoding="utf-8"?>
+<w:ftr xmlns:wpc="http://schemas.microsoft.com/office/word/2010/wordprocessingCanvas" xmlns:cx="http://schemas.microsoft.com/office/drawing/2014/chartex" xmlns:cx1="http://schemas.microsoft.com/office/drawing/2015/9/8/chartex" xmlns:cx2="http://schemas.microsoft.com/office/drawing/2015/10/21/chartex" xmlns:cx3="http://schemas.microsoft.com/office/drawing/2016/5/9/chartex" xmlns:cx4="http://schemas.microsoft.com/office/drawing/2016/5/10/chartex" xmlns:cx5="http://schemas.microsoft.com/office/drawing/2016/5/11/chartex" xmlns:cx6="http://schemas.microsoft.com/office/drawing/2016/5/12/chartex" xmlns:cx7="http://schemas.microsoft.com/office/drawing/2016/5/13/chartex" xmlns:cx8="http://schemas.microsoft.com/office/drawing/2016/5/14/chartex" xmlns:mc="http://schemas.openxmlformats.org/markup-compatibility/2006" xmlns:aink="http://schemas.microsoft.com/office/drawing/2016/ink" xmlns:am3d="http://schemas.microsoft.com/office/drawing/2017/model3d" xmlns:o="urn:schemas-microsoft-com:office:office" xmlns:oel="http://schemas.microsoft.com/office/2019/extlst" xmlns:r="http://schemas.openxmlformats.org/officeDocument/2006/relationships" xmlns:m="http://schemas.openxmlformats.org/officeDocument/2006/math" xmlns:v="urn:schemas-microsoft-com:vml" xmlns:wp14="http://schemas.microsoft.com/office/word/2010/wordprocessingDrawing" xmlns:wp="http://schemas.openxmlformats.org/drawingml/2006/wordprocessingDrawing" xmlns:w10="urn:schemas-microsoft-com:office:word" xmlns:w="http://schemas.openxmlformats.org/wordprocessingml/2006/main" xmlns:w14="http://schemas.microsoft.com/office/word/2010/wordml" xmlns:w15="http://schemas.microsoft.com/office/word/2012/wordml" xmlns:w16cex="http://schemas.microsoft.com/office/word/2018/wordml/cex" xmlns:w16cid="http://schemas.microsoft.com/office/word/2016/wordml/cid" xmlns:w16="http://schemas.microsoft.com/office/word/2018/wordml" xmlns:w16du="http://schemas.microsoft.com/office/word/2023/wordml/word16du" xmlns:w16sdtdh="http://schemas.microsoft.com/office/word/2020/wordml/sdtdatahash" xmlns:w16sdtfl="http://schemas.microsoft.com/office/word/2024/wordml/sdtformatlock" xmlns:w16se="http://schemas.microsoft.com/office/word/2015/wordml/symex" xmlns:wpg="http://schemas.microsoft.com/office/word/2010/wordprocessingGroup" xmlns:wpi="http://schemas.microsoft.com/office/word/2010/wordprocessingInk" xmlns:wne="http://schemas.microsoft.com/office/word/2006/wordml" xmlns:wps="http://schemas.microsoft.com/office/word/2010/wordprocessingShape" mc:Ignorable="w14 w15 w16se w16cid w16 w16cex w16sdtdh w16sdtfl w16du wp14">
+  <w:p>
+    <w:pPr>
+      <w:pStyle w:val="Footer"/>
+    </w:pPr>
+  </w:p>
+</w:ftr>
+</file>
+
 <file path=word/footnotes.xml><?xml version="1.0" encoding="utf-8"?>
 <w:footnotes xmlns:wpc="http://schemas.microsoft.com/office/word/2010/wordprocessingCanvas" xmlns:cx="http://schemas.microsoft.com/office/drawing/2014/chartex" xmlns:cx1="http://schemas.microsoft.com/office/drawing/2015/9/8/chartex" xmlns:cx2="http://schemas.microsoft.com/office/drawing/2015/10/21/chartex" xmlns:cx3="http://schemas.microsoft.com/office/drawing/2016/5/9/chartex" xmlns:cx4="http://schemas.microsoft.com/office/drawing/2016/5/10/chartex" xmlns:cx5="http://schemas.microsoft.com/office/drawing/2016/5/11/chartex" xmlns:cx6="http://schemas.microsoft.com/office/drawing/2016/5/12/chartex" xmlns:cx7="http://schemas.microsoft.com/office/drawing/2016/5/13/chartex" xmlns:cx8="http://schemas.microsoft.com/office/drawing/2016/5/14/chartex" xmlns:mc="http://schemas.openxmlformats.org/markup-compatibility/2006" xmlns:aink="http://schemas.microsoft.com/office/drawing/2016/ink" xmlns:am3d="http://schemas.microsoft.com/office/drawing/2017/model3d" xmlns:o="urn:schemas-microsoft-com:office:office" xmlns:oel="http://schemas.microsoft.com/office/2019/extlst" xmlns:r="http://schemas.openxmlformats.org/officeDocument/2006/relationships" xmlns:m="http://schemas.openxmlformats.org/officeDocument/2006/math" xmlns:v="urn:schemas-microsoft-com:vml" xmlns:wp14="http://schemas.microsoft.com/office/word/2010/wordprocessingDrawing" xmlns:wp="http://schemas.openxmlformats.org/drawingml/2006/wordprocessingDrawing" xmlns:w10="urn:schemas-microsoft-com:office:word" xmlns:w="http://schemas.openxmlformats.org/wordprocessingml/2006/main" xmlns:w14="http://schemas.microsoft.com/office/word/2010/wordml" xmlns:w15="http://schemas.microsoft.com/office/word/2012/wordml" xmlns:w16cex="http://schemas.microsoft.com/office/word/2018/wordml/cex" xmlns:w16cid="http://schemas.microsoft.com/office/word/2016/wordml/cid" xmlns:w16="http://schemas.microsoft.com/office/word/2018/wordml" xmlns:w16du="http://schemas.microsoft.com/office/word/2023/wordml/word16du" xmlns:w16sdtdh="http://schemas.microsoft.com/office/word/2020/wordml/sdtdatahash" xmlns:w16sdtfl="http://schemas.microsoft.com/office/word/2024/wordml/sdtformatlock" xmlns:w16se="http://schemas.microsoft.com/office/word/2015/wordml/symex" xmlns:wpg="http://schemas.microsoft.com/office/word/2010/wordprocessingGroup" xmlns:wpi="http://schemas.microsoft.com/office/word/2010/wordprocessingInk" xmlns:wne="http://schemas.microsoft.com/office/word/2006/wordml" xmlns:wps="http://schemas.microsoft.com/office/word/2010/wordprocessingShape" mc:Ignorable="w14 w15 w16se w16cid w16 w16cex w16sdtdh w16sdtfl w16du wp14">
   <w:footnote w:type="separator" w:id="-1">
@@ -2738,6 +3349,36 @@
     </w:p>
   </w:footnote>
 </w:footnotes>
+</file>
+
+<file path=word/header1.xml><?xml version="1.0" encoding="utf-8"?>
+<w:hdr xmlns:wpc="http://schemas.microsoft.com/office/word/2010/wordprocessingCanvas" xmlns:cx="http://schemas.microsoft.com/office/drawing/2014/chartex" xmlns:cx1="http://schemas.microsoft.com/office/drawing/2015/9/8/chartex" xmlns:cx2="http://schemas.microsoft.com/office/drawing/2015/10/21/chartex" xmlns:cx3="http://schemas.microsoft.com/office/drawing/2016/5/9/chartex" xmlns:cx4="http://schemas.microsoft.com/office/drawing/2016/5/10/chartex" xmlns:cx5="http://schemas.microsoft.com/office/drawing/2016/5/11/chartex" xmlns:cx6="http://schemas.microsoft.com/office/drawing/2016/5/12/chartex" xmlns:cx7="http://schemas.microsoft.com/office/drawing/2016/5/13/chartex" xmlns:cx8="http://schemas.microsoft.com/office/drawing/2016/5/14/chartex" xmlns:mc="http://schemas.openxmlformats.org/markup-compatibility/2006" xmlns:aink="http://schemas.microsoft.com/office/drawing/2016/ink" xmlns:am3d="http://schemas.microsoft.com/office/drawing/2017/model3d" xmlns:o="urn:schemas-microsoft-com:office:office" xmlns:oel="http://schemas.microsoft.com/office/2019/extlst" xmlns:r="http://schemas.openxmlformats.org/officeDocument/2006/relationships" xmlns:m="http://schemas.openxmlformats.org/officeDocument/2006/math" xmlns:v="urn:schemas-microsoft-com:vml" xmlns:wp14="http://schemas.microsoft.com/office/word/2010/wordprocessingDrawing" xmlns:wp="http://schemas.openxmlformats.org/drawingml/2006/wordprocessingDrawing" xmlns:w10="urn:schemas-microsoft-com:office:word" xmlns:w="http://schemas.openxmlformats.org/wordprocessingml/2006/main" xmlns:w14="http://schemas.microsoft.com/office/word/2010/wordml" xmlns:w15="http://schemas.microsoft.com/office/word/2012/wordml" xmlns:w16cex="http://schemas.microsoft.com/office/word/2018/wordml/cex" xmlns:w16cid="http://schemas.microsoft.com/office/word/2016/wordml/cid" xmlns:w16="http://schemas.microsoft.com/office/word/2018/wordml" xmlns:w16du="http://schemas.microsoft.com/office/word/2023/wordml/word16du" xmlns:w16sdtdh="http://schemas.microsoft.com/office/word/2020/wordml/sdtdatahash" xmlns:w16sdtfl="http://schemas.microsoft.com/office/word/2024/wordml/sdtformatlock" xmlns:w16se="http://schemas.microsoft.com/office/word/2015/wordml/symex" xmlns:wpg="http://schemas.microsoft.com/office/word/2010/wordprocessingGroup" xmlns:wpi="http://schemas.microsoft.com/office/word/2010/wordprocessingInk" xmlns:wne="http://schemas.microsoft.com/office/word/2006/wordml" xmlns:wps="http://schemas.microsoft.com/office/word/2010/wordprocessingShape" mc:Ignorable="w14 w15 w16se w16cid w16 w16cex w16sdtdh w16sdtfl w16du wp14">
+  <w:p>
+    <w:pPr>
+      <w:pStyle w:val="Header"/>
+    </w:pPr>
+  </w:p>
+</w:hdr>
+</file>
+
+<file path=word/header2.xml><?xml version="1.0" encoding="utf-8"?>
+<w:hdr xmlns:wpc="http://schemas.microsoft.com/office/word/2010/wordprocessingCanvas" xmlns:cx="http://schemas.microsoft.com/office/drawing/2014/chartex" xmlns:cx1="http://schemas.microsoft.com/office/drawing/2015/9/8/chartex" xmlns:cx2="http://schemas.microsoft.com/office/drawing/2015/10/21/chartex" xmlns:cx3="http://schemas.microsoft.com/office/drawing/2016/5/9/chartex" xmlns:cx4="http://schemas.microsoft.com/office/drawing/2016/5/10/chartex" xmlns:cx5="http://schemas.microsoft.com/office/drawing/2016/5/11/chartex" xmlns:cx6="http://schemas.microsoft.com/office/drawing/2016/5/12/chartex" xmlns:cx7="http://schemas.microsoft.com/office/drawing/2016/5/13/chartex" xmlns:cx8="http://schemas.microsoft.com/office/drawing/2016/5/14/chartex" xmlns:mc="http://schemas.openxmlformats.org/markup-compatibility/2006" xmlns:aink="http://schemas.microsoft.com/office/drawing/2016/ink" xmlns:am3d="http://schemas.microsoft.com/office/drawing/2017/model3d" xmlns:o="urn:schemas-microsoft-com:office:office" xmlns:oel="http://schemas.microsoft.com/office/2019/extlst" xmlns:r="http://schemas.openxmlformats.org/officeDocument/2006/relationships" xmlns:m="http://schemas.openxmlformats.org/officeDocument/2006/math" xmlns:v="urn:schemas-microsoft-com:vml" xmlns:wp14="http://schemas.microsoft.com/office/word/2010/wordprocessingDrawing" xmlns:wp="http://schemas.openxmlformats.org/drawingml/2006/wordprocessingDrawing" xmlns:w10="urn:schemas-microsoft-com:office:word" xmlns:w="http://schemas.openxmlformats.org/wordprocessingml/2006/main" xmlns:w14="http://schemas.microsoft.com/office/word/2010/wordml" xmlns:w15="http://schemas.microsoft.com/office/word/2012/wordml" xmlns:w16cex="http://schemas.microsoft.com/office/word/2018/wordml/cex" xmlns:w16cid="http://schemas.microsoft.com/office/word/2016/wordml/cid" xmlns:w16="http://schemas.microsoft.com/office/word/2018/wordml" xmlns:w16du="http://schemas.microsoft.com/office/word/2023/wordml/word16du" xmlns:w16sdtdh="http://schemas.microsoft.com/office/word/2020/wordml/sdtdatahash" xmlns:w16sdtfl="http://schemas.microsoft.com/office/word/2024/wordml/sdtformatlock" xmlns:w16se="http://schemas.microsoft.com/office/word/2015/wordml/symex" xmlns:wpg="http://schemas.microsoft.com/office/word/2010/wordprocessingGroup" xmlns:wpi="http://schemas.microsoft.com/office/word/2010/wordprocessingInk" xmlns:wne="http://schemas.microsoft.com/office/word/2006/wordml" xmlns:wps="http://schemas.microsoft.com/office/word/2010/wordprocessingShape" mc:Ignorable="w14 w15 w16se w16cid w16 w16cex w16sdtdh w16sdtfl w16du wp14">
+  <w:p>
+    <w:pPr>
+      <w:pStyle w:val="Header"/>
+    </w:pPr>
+  </w:p>
+</w:hdr>
+</file>
+
+<file path=word/header3.xml><?xml version="1.0" encoding="utf-8"?>
+<w:hdr xmlns:wpc="http://schemas.microsoft.com/office/word/2010/wordprocessingCanvas" xmlns:cx="http://schemas.microsoft.com/office/drawing/2014/chartex" xmlns:cx1="http://schemas.microsoft.com/office/drawing/2015/9/8/chartex" xmlns:cx2="http://schemas.microsoft.com/office/drawing/2015/10/21/chartex" xmlns:cx3="http://schemas.microsoft.com/office/drawing/2016/5/9/chartex" xmlns:cx4="http://schemas.microsoft.com/office/drawing/2016/5/10/chartex" xmlns:cx5="http://schemas.microsoft.com/office/drawing/2016/5/11/chartex" xmlns:cx6="http://schemas.microsoft.com/office/drawing/2016/5/12/chartex" xmlns:cx7="http://schemas.microsoft.com/office/drawing/2016/5/13/chartex" xmlns:cx8="http://schemas.microsoft.com/office/drawing/2016/5/14/chartex" xmlns:mc="http://schemas.openxmlformats.org/markup-compatibility/2006" xmlns:aink="http://schemas.microsoft.com/office/drawing/2016/ink" xmlns:am3d="http://schemas.microsoft.com/office/drawing/2017/model3d" xmlns:o="urn:schemas-microsoft-com:office:office" xmlns:oel="http://schemas.microsoft.com/office/2019/extlst" xmlns:r="http://schemas.openxmlformats.org/officeDocument/2006/relationships" xmlns:m="http://schemas.openxmlformats.org/officeDocument/2006/math" xmlns:v="urn:schemas-microsoft-com:vml" xmlns:wp14="http://schemas.microsoft.com/office/word/2010/wordprocessingDrawing" xmlns:wp="http://schemas.openxmlformats.org/drawingml/2006/wordprocessingDrawing" xmlns:w10="urn:schemas-microsoft-com:office:word" xmlns:w="http://schemas.openxmlformats.org/wordprocessingml/2006/main" xmlns:w14="http://schemas.microsoft.com/office/word/2010/wordml" xmlns:w15="http://schemas.microsoft.com/office/word/2012/wordml" xmlns:w16cex="http://schemas.microsoft.com/office/word/2018/wordml/cex" xmlns:w16cid="http://schemas.microsoft.com/office/word/2016/wordml/cid" xmlns:w16="http://schemas.microsoft.com/office/word/2018/wordml" xmlns:w16du="http://schemas.microsoft.com/office/word/2023/wordml/word16du" xmlns:w16sdtdh="http://schemas.microsoft.com/office/word/2020/wordml/sdtdatahash" xmlns:w16sdtfl="http://schemas.microsoft.com/office/word/2024/wordml/sdtformatlock" xmlns:w16se="http://schemas.microsoft.com/office/word/2015/wordml/symex" xmlns:wpg="http://schemas.microsoft.com/office/word/2010/wordprocessingGroup" xmlns:wpi="http://schemas.microsoft.com/office/word/2010/wordprocessingInk" xmlns:wne="http://schemas.microsoft.com/office/word/2006/wordml" xmlns:wps="http://schemas.microsoft.com/office/word/2010/wordprocessingShape" mc:Ignorable="w14 w15 w16se w16cid w16 w16cex w16sdtdh w16sdtfl w16du wp14">
+  <w:p>
+    <w:pPr>
+      <w:pStyle w:val="Header"/>
+    </w:pPr>
+  </w:p>
+</w:hdr>
 </file>
 
 <file path=word/numbering.xml><?xml version="1.0" encoding="utf-8"?>
@@ -2843,6 +3484,7 @@
     </w:pPrDefault>
   </w:docDefaults>
   <w:latentStyles w:defLockedState="0" w:defUIPriority="0" w:defSemiHidden="0" w:defUnhideWhenUsed="0" w:defQFormat="0" w:count="376">
+    <w:lsdException w:name="footer" w:uiPriority="99"/>
     <w:lsdException w:name="Normal Table" w:semiHidden="1" w:unhideWhenUsed="1"/>
     <w:lsdException w:name="Table Simple 1" w:semiHidden="1" w:unhideWhenUsed="1"/>
     <w:lsdException w:name="Table Simple 2" w:semiHidden="1" w:unhideWhenUsed="1"/>
@@ -3887,6 +4529,46 @@
       <w:color w:val="605E5C"/>
       <w:shd w:val="clear" w:color="auto" w:fill="E1DFDD"/>
     </w:rPr>
+  </w:style>
+  <w:style w:type="paragraph" w:styleId="Header">
+    <w:name w:val="header"/>
+    <w:basedOn w:val="Normal"/>
+    <w:link w:val="HeaderChar"/>
+    <w:rsid w:val="00147B74"/>
+    <w:pPr>
+      <w:tabs>
+        <w:tab w:val="center" w:pos="4680"/>
+        <w:tab w:val="right" w:pos="9360"/>
+      </w:tabs>
+      <w:spacing w:after="0"/>
+    </w:pPr>
+  </w:style>
+  <w:style w:type="character" w:customStyle="1" w:styleId="HeaderChar">
+    <w:name w:val="Header Char"/>
+    <w:basedOn w:val="DefaultParagraphFont"/>
+    <w:link w:val="Header"/>
+    <w:rsid w:val="00147B74"/>
+  </w:style>
+  <w:style w:type="paragraph" w:styleId="Footer">
+    <w:name w:val="footer"/>
+    <w:basedOn w:val="Normal"/>
+    <w:link w:val="FooterChar"/>
+    <w:uiPriority w:val="99"/>
+    <w:rsid w:val="00147B74"/>
+    <w:pPr>
+      <w:tabs>
+        <w:tab w:val="center" w:pos="4680"/>
+        <w:tab w:val="right" w:pos="9360"/>
+      </w:tabs>
+      <w:spacing w:after="0"/>
+    </w:pPr>
+  </w:style>
+  <w:style w:type="character" w:customStyle="1" w:styleId="FooterChar">
+    <w:name w:val="Footer Char"/>
+    <w:basedOn w:val="DefaultParagraphFont"/>
+    <w:link w:val="Footer"/>
+    <w:uiPriority w:val="99"/>
+    <w:rsid w:val="00147B74"/>
   </w:style>
 </w:styles>
 </file>

--- a/Blog and Resources/Junior Mining Exploration and Prospecting in Northwestern Ontario A Distributive Politics Analysis.docx
+++ b/Blog and Resources/Junior Mining Exploration and Prospecting in Northwestern Ontario A Distributive Politics Analysis.docx
@@ -899,7 +899,21 @@
         <w:rPr>
           <w:rFonts w:ascii="Poppins" w:hAnsi="Poppins" w:cs="Poppins"/>
         </w:rPr>
-        <w:t xml:space="preserve">Environmental opposition has intensified alongside Indigenous resistance, with groups like Environmental Defence Canada documenting the ecological risks posed by mining development in the James Bay Lowlands—home to the world's third-largest wetland and a critical carbon sink </w:t>
+        <w:t xml:space="preserve">Environmental opposition has intensified alongside Indigenous resistance, with groups like Environmental </w:t>
+      </w:r>
+      <w:proofErr w:type="spellStart"/>
+      <w:r>
+        <w:rPr>
+          <w:rFonts w:ascii="Poppins" w:hAnsi="Poppins" w:cs="Poppins"/>
+        </w:rPr>
+        <w:t>Defence</w:t>
+      </w:r>
+      <w:proofErr w:type="spellEnd"/>
+      <w:r>
+        <w:rPr>
+          <w:rFonts w:ascii="Poppins" w:hAnsi="Poppins" w:cs="Poppins"/>
+        </w:rPr>
+        <w:t xml:space="preserve"> Canada documenting the ecological risks posed by mining development in the James Bay Lowlands—home to the world's third-largest wetland and a critical carbon sink </w:t>
       </w:r>
       <w:hyperlink w:anchor="X1d5781111d84f7b3fe45a0852e59758cd7a87e5">
         <w:r>
@@ -1659,7 +1673,21 @@
         <w:rPr>
           <w:rFonts w:ascii="Poppins" w:hAnsi="Poppins" w:cs="Poppins"/>
         </w:rPr>
-        <w:t xml:space="preserve">Indigenous communities and environmental organizations have developed alternative information sources challenging industry narratives. Environmental Defence Canada's research documenting the 66% surge in Ring of Fire mining claims provides critical data on the pace of exploration expansion </w:t>
+        <w:t xml:space="preserve">Indigenous communities and environmental organizations have developed alternative information sources challenging industry narratives. Environmental </w:t>
+      </w:r>
+      <w:proofErr w:type="spellStart"/>
+      <w:r>
+        <w:rPr>
+          <w:rFonts w:ascii="Poppins" w:hAnsi="Poppins" w:cs="Poppins"/>
+        </w:rPr>
+        <w:t>Defence</w:t>
+      </w:r>
+      <w:proofErr w:type="spellEnd"/>
+      <w:r>
+        <w:rPr>
+          <w:rFonts w:ascii="Poppins" w:hAnsi="Poppins" w:cs="Poppins"/>
+        </w:rPr>
+        <w:t xml:space="preserve"> Canada's research documenting the 66% surge in Ring of Fire mining claims provides critical data on the pace of exploration expansion </w:t>
       </w:r>
       <w:hyperlink w:anchor="Xc33ea4e26e5e1af1408321416956113a4658763">
         <w:r>
@@ -2211,7 +2239,21 @@
         <w:rPr>
           <w:rFonts w:ascii="Prata" w:hAnsi="Prata"/>
         </w:rPr>
-        <w:t xml:space="preserve">[3] Environmental Defence Canada. (2025). </w:t>
+        <w:t xml:space="preserve">[3] Environmental </w:t>
+      </w:r>
+      <w:proofErr w:type="spellStart"/>
+      <w:r>
+        <w:rPr>
+          <w:rFonts w:ascii="Prata" w:hAnsi="Prata"/>
+        </w:rPr>
+        <w:t>Defence</w:t>
+      </w:r>
+      <w:proofErr w:type="spellEnd"/>
+      <w:r>
+        <w:rPr>
+          <w:rFonts w:ascii="Prata" w:hAnsi="Prata"/>
+        </w:rPr>
+        <w:t xml:space="preserve"> Canada. (2025). </w:t>
       </w:r>
       <w:r>
         <w:rPr>
@@ -2587,8 +2629,18 @@
           <w:i/>
           <w:iCs/>
         </w:rPr>
-        <w:t>Neskantaga First Nation confronts junior miner</w:t>
-      </w:r>
+        <w:t xml:space="preserve">Neskantaga First Nation confronts junior </w:t>
+      </w:r>
+      <w:proofErr w:type="gramStart"/>
+      <w:r>
+        <w:rPr>
+          <w:rFonts w:ascii="Prata" w:hAnsi="Prata"/>
+          <w:i/>
+          <w:iCs/>
+        </w:rPr>
+        <w:t>miner</w:t>
+      </w:r>
+      <w:proofErr w:type="gramEnd"/>
       <w:r>
         <w:rPr>
           <w:rFonts w:ascii="Prata" w:hAnsi="Prata"/>
@@ -2870,7 +2922,25 @@
           <w:i/>
           <w:iCs/>
         </w:rPr>
-        <w:t>Ontario First Nation prepared to block highway to stop mining near drinking water source</w:t>
+        <w:t xml:space="preserve">Ontario First Nation prepared to block </w:t>
+      </w:r>
+      <w:proofErr w:type="gramStart"/>
+      <w:r>
+        <w:rPr>
+          <w:rFonts w:ascii="Prata" w:hAnsi="Prata"/>
+          <w:i/>
+          <w:iCs/>
+        </w:rPr>
+        <w:t>highway</w:t>
+      </w:r>
+      <w:proofErr w:type="gramEnd"/>
+      <w:r>
+        <w:rPr>
+          <w:rFonts w:ascii="Prata" w:hAnsi="Prata"/>
+          <w:i/>
+          <w:iCs/>
+        </w:rPr>
+        <w:t xml:space="preserve"> to stop mining near drinking water source</w:t>
       </w:r>
       <w:r>
         <w:rPr>
@@ -3118,7 +3188,25 @@
           <w:i/>
           <w:iCs/>
         </w:rPr>
-        <w:t>Life on the frontlines of Ontario's critical mineral boom</w:t>
+        <w:t xml:space="preserve">Life </w:t>
+      </w:r>
+      <w:proofErr w:type="gramStart"/>
+      <w:r>
+        <w:rPr>
+          <w:rFonts w:ascii="Prata" w:hAnsi="Prata"/>
+          <w:i/>
+          <w:iCs/>
+        </w:rPr>
+        <w:t>on</w:t>
+      </w:r>
+      <w:proofErr w:type="gramEnd"/>
+      <w:r>
+        <w:rPr>
+          <w:rFonts w:ascii="Prata" w:hAnsi="Prata"/>
+          <w:i/>
+          <w:iCs/>
+        </w:rPr>
+        <w:t xml:space="preserve"> the frontlines of Ontario's critical mineral boom</w:t>
       </w:r>
       <w:r>
         <w:rPr>
@@ -3191,7 +3279,21 @@
           <w:rFonts w:ascii="Prata" w:hAnsi="Prata"/>
         </w:rPr>
         <w:lastRenderedPageBreak/>
-        <w:t xml:space="preserve">[27] Environmental Defence Canada. (2025). </w:t>
+        <w:t xml:space="preserve">[27] Environmental </w:t>
+      </w:r>
+      <w:proofErr w:type="spellStart"/>
+      <w:r>
+        <w:rPr>
+          <w:rFonts w:ascii="Prata" w:hAnsi="Prata"/>
+        </w:rPr>
+        <w:t>Defence</w:t>
+      </w:r>
+      <w:proofErr w:type="spellEnd"/>
+      <w:r>
+        <w:rPr>
+          <w:rFonts w:ascii="Prata" w:hAnsi="Prata"/>
+        </w:rPr>
+        <w:t xml:space="preserve"> Canada. (2025). </w:t>
       </w:r>
       <w:r>
         <w:rPr>
